--- a/04-Development-and-Quality-Assurance/Poster/Sections/10 Lessons Learnt.docx
+++ b/04-Development-and-Quality-Assurance/Poster/Sections/10 Lessons Learnt.docx
@@ -9,21 +9,12 @@
           <w:bCs/>
         </w:rPr>
       </w:pPr>
-      <w:proofErr w:type="spellStart"/>
       <w:r>
         <w:rPr>
           <w:b/>
           <w:bCs/>
         </w:rPr>
-        <w:t>Zaf</w:t>
-      </w:r>
-      <w:proofErr w:type="spellEnd"/>
-      <w:r>
-        <w:rPr>
-          <w:b/>
-          <w:bCs/>
-        </w:rPr>
-        <w:t xml:space="preserve"> and Larissa:</w:t>
+        <w:t>Zaf and Larissa:</w:t>
       </w:r>
     </w:p>
     <w:p>
@@ -99,8 +90,37 @@
         <w:t>Kylie and Larissa:</w:t>
       </w:r>
     </w:p>
-    <w:p/>
-    <w:p/>
+    <w:p>
+      <w:r>
+        <w:t>Lesson: Effective team</w:t>
+      </w:r>
+      <w:r>
+        <w:t>work is critical and depends on reliable communication from all members of the team.</w:t>
+      </w:r>
+    </w:p>
+    <w:p>
+      <w:r>
+        <w:t xml:space="preserve">Improvement: </w:t>
+      </w:r>
+      <w:r>
+        <w:t xml:space="preserve">Communicating </w:t>
+      </w:r>
+      <w:r>
+        <w:t>re</w:t>
+      </w:r>
+      <w:r>
+        <w:t>gularly to</w:t>
+      </w:r>
+      <w:r>
+        <w:t xml:space="preserve"> keep the team updated</w:t>
+      </w:r>
+      <w:r>
+        <w:t xml:space="preserve">, collecting feedback and asking for help when needed will </w:t>
+      </w:r>
+      <w:r>
+        <w:t xml:space="preserve">ensure everyone is on the same page. </w:t>
+      </w:r>
+    </w:p>
     <w:p/>
     <w:p>
       <w:r>
@@ -261,10 +281,6 @@
     </w:p>
   </w:footnote>
 </w:footnotes>
-</file>
-
-<file path=word/numbering.xml><?xml version="1.0" encoding="utf-8"?>
-<w:numbering xmlns:wpc="http://schemas.microsoft.com/office/word/2010/wordprocessingCanvas" xmlns:cx="http://schemas.microsoft.com/office/drawing/2014/chartex" xmlns:cx1="http://schemas.microsoft.com/office/drawing/2015/9/8/chartex" xmlns:cx2="http://schemas.microsoft.com/office/drawing/2015/10/21/chartex" xmlns:cx3="http://schemas.microsoft.com/office/drawing/2016/5/9/chartex" xmlns:cx4="http://schemas.microsoft.com/office/drawing/2016/5/10/chartex" xmlns:cx5="http://schemas.microsoft.com/office/drawing/2016/5/11/chartex" xmlns:cx6="http://schemas.microsoft.com/office/drawing/2016/5/12/chartex" xmlns:cx7="http://schemas.microsoft.com/office/drawing/2016/5/13/chartex" xmlns:cx8="http://schemas.microsoft.com/office/drawing/2016/5/14/chartex" xmlns:mc="http://schemas.openxmlformats.org/markup-compatibility/2006" xmlns:aink="http://schemas.microsoft.com/office/drawing/2016/ink" xmlns:am3d="http://schemas.microsoft.com/office/drawing/2017/model3d" xmlns:o="urn:schemas-microsoft-com:office:office" xmlns:oel="http://schemas.microsoft.com/office/2019/extlst" xmlns:r="http://schemas.openxmlformats.org/officeDocument/2006/relationships" xmlns:m="http://schemas.openxmlformats.org/officeDocument/2006/math" xmlns:v="urn:schemas-microsoft-com:vml" xmlns:wp14="http://schemas.microsoft.com/office/word/2010/wordprocessingDrawing" xmlns:wp="http://schemas.openxmlformats.org/drawingml/2006/wordprocessingDrawing" xmlns:w10="urn:schemas-microsoft-com:office:word" xmlns:w="http://schemas.openxmlformats.org/wordprocessingml/2006/main" xmlns:w14="http://schemas.microsoft.com/office/word/2010/wordml" xmlns:w15="http://schemas.microsoft.com/office/word/2012/wordml" xmlns:w16cex="http://schemas.microsoft.com/office/word/2018/wordml/cex" xmlns:w16cid="http://schemas.microsoft.com/office/word/2016/wordml/cid" xmlns:w16="http://schemas.microsoft.com/office/word/2018/wordml" xmlns:w16du="http://schemas.microsoft.com/office/word/2023/wordml/word16du" xmlns:w16sdtdh="http://schemas.microsoft.com/office/word/2020/wordml/sdtdatahash" xmlns:w16sdtfl="http://schemas.microsoft.com/office/word/2024/wordml/sdtformatlock" xmlns:w16se="http://schemas.microsoft.com/office/word/2015/wordml/symex" xmlns:wpg="http://schemas.microsoft.com/office/word/2010/wordprocessingGroup" xmlns:wpi="http://schemas.microsoft.com/office/word/2010/wordprocessingInk" xmlns:wne="http://schemas.microsoft.com/office/word/2006/wordml" xmlns:wps="http://schemas.microsoft.com/office/word/2010/wordprocessingShape" mc:Ignorable="w14 w15 w16se w16cid w16 w16cex w16sdtdh w16sdtfl w16du wp14"/>
 </file>
 
 <file path=word/styles.xml><?xml version="1.0" encoding="utf-8"?>

--- a/04-Development-and-Quality-Assurance/Poster/Sections/10 Lessons Learnt.docx
+++ b/04-Development-and-Quality-Assurance/Poster/Sections/10 Lessons Learnt.docx
@@ -9,201 +9,155 @@
           <w:bCs/>
         </w:rPr>
       </w:pPr>
+      <w:proofErr w:type="spellStart"/>
       <w:r>
         <w:rPr>
           <w:b/>
           <w:bCs/>
         </w:rPr>
-        <w:t>Zaf and Larissa:</w:t>
-      </w:r>
-    </w:p>
-    <w:p>
-      <w:pPr>
-        <w:spacing w:before="240" w:after="240"/>
-      </w:pPr>
+        <w:t>Zaf</w:t>
+      </w:r>
+      <w:proofErr w:type="spellEnd"/>
       <w:r>
         <w:rPr>
           <w:b/>
           <w:bCs/>
         </w:rPr>
-        <w:t>Lesson:</w:t>
-      </w:r>
-      <w:r>
-        <w:t xml:space="preserve"> Research</w:t>
-      </w:r>
-      <w:r>
-        <w:rPr>
-          <w:rFonts w:ascii="Aptos" w:eastAsia="Aptos" w:hAnsi="Aptos" w:cs="Aptos"/>
-        </w:rPr>
-        <w:t xml:space="preserve"> is key to minimising technical issues by having clear fallbacks ready when constraints arise.</w:t>
-      </w:r>
-    </w:p>
-    <w:p>
+        <w:t xml:space="preserve"> and Larissa:</w:t>
+      </w:r>
+    </w:p>
+    <w:p>
+      <w:pPr>
+        <w:spacing w:before="240" w:after="240"/>
+      </w:pPr>
       <w:r>
         <w:rPr>
           <w:b/>
           <w:bCs/>
         </w:rPr>
-        <w:t>Improvement</w:t>
-      </w:r>
+        <w:t>Lesson:</w:t>
+      </w:r>
+      <w:r>
+        <w:t xml:space="preserve"> Research</w:t>
+      </w:r>
+      <w:r>
+        <w:rPr>
+          <w:rFonts w:ascii="Aptos" w:hAnsi="Aptos" w:eastAsia="Aptos" w:cs="Aptos"/>
+        </w:rPr>
+        <w:t xml:space="preserve"> is key to minimising technical issues by having clear fallbacks ready when constraints arise.</w:t>
+      </w:r>
+    </w:p>
+    <w:p>
       <w:r>
         <w:rPr>
           <w:b/>
           <w:bCs/>
         </w:rPr>
-        <w:t>:</w:t>
-      </w:r>
-      <w:r>
-        <w:t xml:space="preserve"> </w:t>
-      </w:r>
-      <w:r>
-        <w:t>Prioritis</w:t>
-      </w:r>
-      <w:r>
-        <w:t>ing</w:t>
-      </w:r>
-      <w:r>
-        <w:t xml:space="preserve"> targeted</w:t>
-      </w:r>
-      <w:r>
-        <w:t xml:space="preserve"> </w:t>
-      </w:r>
-      <w:r>
-        <w:t>configuration</w:t>
-      </w:r>
-      <w:r>
-        <w:t xml:space="preserve"> </w:t>
-      </w:r>
-      <w:r>
-        <w:t xml:space="preserve">upskilling will </w:t>
-      </w:r>
-      <w:r>
-        <w:t>help address</w:t>
-      </w:r>
-      <w:r>
-        <w:t xml:space="preserve"> technical issues that we have faced throughout the project. </w:t>
-      </w:r>
-    </w:p>
-    <w:p/>
-    <w:p>
-      <w:r>
-        <w:t>Kylie and Larissa:</w:t>
-      </w:r>
-    </w:p>
-    <w:p>
-      <w:r>
-        <w:t>Lesson: Effective team</w:t>
-      </w:r>
-      <w:r>
-        <w:t>work is critical and depends on reliable communication from all members of the team.</w:t>
-      </w:r>
-    </w:p>
-    <w:p>
-      <w:r>
-        <w:t xml:space="preserve">Improvement: </w:t>
-      </w:r>
-      <w:r>
-        <w:t xml:space="preserve">Communicating </w:t>
-      </w:r>
-      <w:r>
-        <w:t>re</w:t>
-      </w:r>
-      <w:r>
-        <w:t>gularly to</w:t>
-      </w:r>
-      <w:r>
-        <w:t xml:space="preserve"> keep the team updated</w:t>
-      </w:r>
-      <w:r>
-        <w:t xml:space="preserve">, collecting feedback and asking for help when needed will </w:t>
-      </w:r>
-      <w:r>
-        <w:t xml:space="preserve">ensure everyone is on the same page. </w:t>
-      </w:r>
-    </w:p>
-    <w:p/>
-    <w:p>
-      <w:r>
-        <w:t>M</w:t>
-      </w:r>
-      <w:r>
-        <w:t>e</w:t>
-      </w:r>
-      <w:r>
-        <w:t xml:space="preserve">, myself </w:t>
-      </w:r>
-      <w:r>
-        <w:t>and I</w:t>
-      </w:r>
-      <w:r>
-        <w:t xml:space="preserve"> (</w:t>
-      </w:r>
-      <w:r>
-        <w:t xml:space="preserve">Win </w:t>
-      </w:r>
-      <w:r>
-        <w:t>and N</w:t>
-      </w:r>
-      <w:r>
-        <w:t>athan</w:t>
-      </w:r>
-      <w:r>
-        <w:t>)</w:t>
-      </w:r>
-    </w:p>
-    <w:p>
-      <w:r>
-        <w:t>Lesson</w:t>
-      </w:r>
-      <w:r>
-        <w:t>:</w:t>
-      </w:r>
-      <w:r>
-        <w:t xml:space="preserve"> </w:t>
-      </w:r>
-      <w:r>
-        <w:t>Consistent</w:t>
-      </w:r>
-      <w:r>
-        <w:t xml:space="preserve"> Communication: </w:t>
-      </w:r>
-      <w:r>
-        <w:t xml:space="preserve">This </w:t>
-      </w:r>
-      <w:r>
-        <w:t xml:space="preserve">was key in keeping everyone up to date on information and </w:t>
-      </w:r>
-      <w:r>
-        <w:t>everyone being on the same page</w:t>
-      </w:r>
-      <w:r>
-        <w:t>.</w:t>
-      </w:r>
-    </w:p>
-    <w:p>
-      <w:r>
-        <w:t>Im</w:t>
-      </w:r>
-      <w:r>
-        <w:t>provement</w:t>
-      </w:r>
-      <w:r>
-        <w:t>:</w:t>
-      </w:r>
-      <w:r>
-        <w:t xml:space="preserve"> </w:t>
-      </w:r>
-    </w:p>
-    <w:p>
+        <w:t>Improvement</w:t>
+      </w:r>
       <w:r>
         <w:rPr>
           <w:b/>
           <w:bCs/>
         </w:rPr>
-        <w:t>Lesson</w:t>
-      </w:r>
-      <w:r>
-        <w:t xml:space="preserve">: </w:t>
+        <w:t>:</w:t>
+      </w:r>
+      <w:r>
+        <w:t xml:space="preserve"> </w:t>
+      </w:r>
+      <w:r>
+        <w:t>Prioritis</w:t>
+      </w:r>
+      <w:r>
+        <w:t>ing</w:t>
+      </w:r>
+      <w:r>
+        <w:t xml:space="preserve"> targeted</w:t>
+      </w:r>
+      <w:r>
+        <w:t xml:space="preserve"> </w:t>
+      </w:r>
+      <w:r>
+        <w:t>configuration</w:t>
+      </w:r>
+      <w:r>
+        <w:t xml:space="preserve"> </w:t>
+      </w:r>
+      <w:r>
+        <w:t xml:space="preserve">upskilling will </w:t>
+      </w:r>
+      <w:r>
+        <w:t>help address</w:t>
+      </w:r>
+      <w:r>
+        <w:t xml:space="preserve"> technical issues that we have faced throughout the project. </w:t>
+      </w:r>
+    </w:p>
+    <w:p/>
+    <w:p>
+      <w:r>
+        <w:t>Kylie and Larissa:</w:t>
+      </w:r>
+    </w:p>
+    <w:p>
+      <w:r>
+        <w:t>Lesson: Effective team</w:t>
+      </w:r>
+      <w:r>
+        <w:t>work is critical and depends on reliable communication from all members of the team.</w:t>
+      </w:r>
+    </w:p>
+    <w:p>
+      <w:r>
+        <w:t xml:space="preserve">Improvement: </w:t>
+      </w:r>
+      <w:r>
+        <w:t xml:space="preserve">Communicating </w:t>
+      </w:r>
+      <w:r>
+        <w:t>re</w:t>
+      </w:r>
+      <w:r>
+        <w:t>gularly to</w:t>
+      </w:r>
+      <w:r>
+        <w:t xml:space="preserve"> keep the team updated</w:t>
+      </w:r>
+      <w:r>
+        <w:t xml:space="preserve">, collecting feedback and asking for help when needed will </w:t>
+      </w:r>
+      <w:r>
+        <w:t xml:space="preserve">ensure everyone is on the same page. </w:t>
+      </w:r>
+    </w:p>
+    <w:p/>
+    <w:p>
+      <w:r>
+        <w:t>M</w:t>
+      </w:r>
+      <w:r>
+        <w:t>e</w:t>
+      </w:r>
+      <w:r>
+        <w:t xml:space="preserve">, myself </w:t>
+      </w:r>
+      <w:r>
+        <w:t>and I</w:t>
+      </w:r>
+      <w:r>
+        <w:t xml:space="preserve"> (</w:t>
+      </w:r>
+      <w:r>
+        <w:t xml:space="preserve">Win </w:t>
+      </w:r>
+      <w:r>
+        <w:t>and N</w:t>
+      </w:r>
+      <w:r>
+        <w:t>athan</w:t>
+      </w:r>
+      <w:r>
+        <w:t>)</w:t>
       </w:r>
     </w:p>
     <w:p>
@@ -212,6 +166,73 @@
           <w:b/>
           <w:bCs/>
         </w:rPr>
+        <w:t>Lesson</w:t>
+      </w:r>
+      <w:r>
+        <w:t>:</w:t>
+      </w:r>
+      <w:r>
+        <w:t xml:space="preserve"> </w:t>
+      </w:r>
+      <w:r>
+        <w:t>Consistent</w:t>
+      </w:r>
+      <w:r>
+        <w:t xml:space="preserve"> Communication: </w:t>
+      </w:r>
+      <w:r>
+        <w:t xml:space="preserve">This </w:t>
+      </w:r>
+      <w:r>
+        <w:t xml:space="preserve">was key in keeping everyone up to date on information and </w:t>
+      </w:r>
+      <w:r>
+        <w:t>everyone being on the same page</w:t>
+      </w:r>
+      <w:r>
+        <w:t>.</w:t>
+      </w:r>
+    </w:p>
+    <w:p>
+      <w:r>
+        <w:rPr>
+          <w:b/>
+          <w:bCs/>
+        </w:rPr>
+        <w:t>Im</w:t>
+      </w:r>
+      <w:r>
+        <w:rPr>
+          <w:b/>
+          <w:bCs/>
+        </w:rPr>
+        <w:t>provement</w:t>
+      </w:r>
+      <w:r>
+        <w:t>:</w:t>
+      </w:r>
+      <w:r>
+        <w:t xml:space="preserve"> </w:t>
+      </w:r>
+    </w:p>
+    <w:p>
+      <w:r>
+        <w:rPr>
+          <w:b/>
+          <w:bCs/>
+        </w:rPr>
+        <w:t>Lesson</w:t>
+      </w:r>
+      <w:r>
+        <w:t xml:space="preserve">: </w:t>
+      </w:r>
+    </w:p>
+    <w:p>
+      <w:r>
+        <w:rPr>
+          <w:b/>
+          <w:bCs/>
+        </w:rPr>
         <w:t>Improvement</w:t>
       </w:r>
       <w:r>
@@ -220,11 +241,664 @@
       <w:r>
         <w:t xml:space="preserve"> </w:t>
       </w:r>
+    </w:p>
+    <w:p/>
+    <w:p/>
+    <w:p>
+      <w:r>
+        <w:t>Charmi and Kylie:</w:t>
+      </w:r>
+    </w:p>
+    <w:p>
+      <w:r>
+        <w:t>Lesson: Every team member is driven to uphold high standards since the they are aware of how individual efforts directly affect the groups success.</w:t>
+      </w:r>
+    </w:p>
+    <w:p/>
+    <w:p>
+      <w:r>
+        <w:t>Improvement: By establishing clear team expectations and holding regular progress check-ins, responsibility is maintained throughout the project.</w:t>
+      </w:r>
+    </w:p>
+    <w:p/>
+    <w:p/>
+    <w:p/>
+    <w:p>
+      <w:pPr>
+        <w:rPr>
+          <w:rFonts w:ascii="Aptos" w:hAnsi="Aptos" w:eastAsia="Aptos" w:cs="Aptos"/>
+          <w:color w:val="000000" w:themeColor="text1"/>
+        </w:rPr>
+      </w:pPr>
+      <w:r>
+        <w:rPr>
+          <w:rFonts w:ascii="Aptos" w:hAnsi="Aptos" w:eastAsia="Aptos" w:cs="Aptos"/>
+          <w:color w:val="000000" w:themeColor="text1"/>
+        </w:rPr>
+        <w:br w:type="page"/>
+      </w:r>
+    </w:p>
+    <w:p>
+      <w:r>
+        <w:t>Improvement for Next Time:</w:t>
+      </w:r>
+    </w:p>
+    <w:p>
+      <w:pPr>
+        <w:pStyle w:val="ListParagraph"/>
+        <w:numPr>
+          <w:ilvl w:val="0"/>
+          <w:numId w:val="1"/>
+        </w:numPr>
+      </w:pPr>
+      <w:r>
+        <w:t xml:space="preserve">Ensure clearer and more timely communication with all stakeholders </w:t>
+      </w:r>
+    </w:p>
+    <w:p>
+      <w:pPr>
+        <w:pStyle w:val="ListParagraph"/>
+        <w:numPr>
+          <w:ilvl w:val="0"/>
+          <w:numId w:val="1"/>
+        </w:numPr>
+      </w:pPr>
+      <w:r>
+        <w:t xml:space="preserve">Data management practice with backup to prevent data results loss </w:t>
+      </w:r>
+    </w:p>
+    <w:p>
+      <w:pPr>
+        <w:pStyle w:val="ListParagraph"/>
+        <w:numPr>
+          <w:ilvl w:val="0"/>
+          <w:numId w:val="1"/>
+        </w:numPr>
+      </w:pPr>
+      <w:r>
+        <w:t xml:space="preserve">Improve in monitoring progress more closely to stay on schedule. </w:t>
+      </w:r>
+    </w:p>
+    <w:p>
+      <w:pPr>
+        <w:pStyle w:val="ListParagraph"/>
+        <w:numPr>
+          <w:ilvl w:val="0"/>
+          <w:numId w:val="1"/>
+        </w:numPr>
+      </w:pPr>
+      <w:r>
+        <w:t>Regularly updated project schedules</w:t>
+      </w:r>
+    </w:p>
+    <w:p>
+      <w:pPr>
+        <w:pStyle w:val="ListParagraph"/>
+        <w:numPr>
+          <w:ilvl w:val="0"/>
+          <w:numId w:val="1"/>
+        </w:numPr>
+      </w:pPr>
+      <w:r>
+        <w:t>Clearly documented rationale for project decisions</w:t>
+      </w:r>
+    </w:p>
+    <w:p>
+      <w:pPr>
+        <w:pStyle w:val="ListParagraph"/>
+        <w:numPr>
+          <w:ilvl w:val="0"/>
+          <w:numId w:val="1"/>
+        </w:numPr>
+      </w:pPr>
+      <w:r>
+        <w:t>Clearly documented rationale for changes in project (we'll do a Change Request soon)</w:t>
+      </w:r>
+    </w:p>
+    <w:p/>
+    <w:p>
+      <w:pPr>
+        <w:rPr>
+          <w:highlight w:val="yellow"/>
+        </w:rPr>
+      </w:pPr>
+      <w:r>
+        <w:rPr>
+          <w:b/>
+          <w:bCs/>
+          <w:highlight w:val="yellow"/>
+        </w:rPr>
+        <w:t>Lesson</w:t>
+      </w:r>
+      <w:r>
+        <w:rPr>
+          <w:highlight w:val="yellow"/>
+        </w:rPr>
+        <w:t xml:space="preserve">: </w:t>
+      </w:r>
+      <w:r>
+        <w:rPr>
+          <w:highlight w:val="yellow"/>
+        </w:rPr>
+        <w:t>Having an open communication was necessary to</w:t>
+      </w:r>
+      <w:r>
+        <w:rPr>
+          <w:highlight w:val="yellow"/>
+        </w:rPr>
+        <w:t xml:space="preserve"> improve collaboration and ensure</w:t>
+      </w:r>
+      <w:r>
+        <w:rPr>
+          <w:highlight w:val="yellow"/>
+        </w:rPr>
+        <w:t xml:space="preserve"> that all team members were kept </w:t>
+      </w:r>
+      <w:r>
+        <w:rPr>
+          <w:highlight w:val="yellow"/>
+        </w:rPr>
+        <w:t>up to date</w:t>
+      </w:r>
+      <w:r>
+        <w:rPr>
+          <w:highlight w:val="yellow"/>
+        </w:rPr>
+        <w:t xml:space="preserve"> with the project </w:t>
+      </w:r>
+      <w:r>
+        <w:rPr>
+          <w:highlight w:val="yellow"/>
+        </w:rPr>
+        <w:t>progress</w:t>
+      </w:r>
+      <w:r>
+        <w:rPr>
+          <w:highlight w:val="yellow"/>
+        </w:rPr>
+        <w:t xml:space="preserve">. </w:t>
+      </w:r>
+    </w:p>
+    <w:p>
+      <w:pPr>
+        <w:spacing w:before="240" w:after="240"/>
+        <w:rPr>
+          <w:highlight w:val="yellow"/>
+        </w:rPr>
+      </w:pPr>
+      <w:r>
+        <w:rPr>
+          <w:b/>
+          <w:bCs/>
+          <w:highlight w:val="yellow"/>
+        </w:rPr>
+        <w:t>Lesson:</w:t>
+      </w:r>
+      <w:r>
+        <w:rPr>
+          <w:highlight w:val="yellow"/>
+        </w:rPr>
+        <w:t xml:space="preserve"> Research</w:t>
+      </w:r>
+      <w:r>
+        <w:rPr>
+          <w:rFonts w:ascii="Aptos" w:hAnsi="Aptos" w:eastAsia="Aptos" w:cs="Aptos"/>
+          <w:highlight w:val="yellow"/>
+        </w:rPr>
+        <w:t xml:space="preserve"> is key to minimising technical issues by having clear fallbacks ready when constraints arise.</w:t>
+      </w:r>
+    </w:p>
+    <w:p>
+      <w:pPr>
+        <w:spacing w:before="240" w:after="240"/>
+        <w:rPr>
+          <w:highlight w:val="yellow"/>
+        </w:rPr>
+      </w:pPr>
+      <w:r>
+        <w:rPr>
+          <w:b/>
+          <w:bCs/>
+          <w:highlight w:val="yellow"/>
+        </w:rPr>
+        <w:t>Lesson</w:t>
+      </w:r>
+      <w:r>
+        <w:rPr>
+          <w:highlight w:val="yellow"/>
+        </w:rPr>
+        <w:t xml:space="preserve">: </w:t>
+      </w:r>
+      <w:r>
+        <w:rPr>
+          <w:highlight w:val="yellow"/>
+        </w:rPr>
+        <w:t>Implementing data backup for the log</w:t>
+      </w:r>
+      <w:r>
+        <w:rPr>
+          <w:highlight w:val="yellow"/>
+        </w:rPr>
+        <w:t xml:space="preserve">s file </w:t>
+      </w:r>
+      <w:r>
+        <w:rPr>
+          <w:highlight w:val="yellow"/>
+        </w:rPr>
+        <w:t xml:space="preserve">was crucial </w:t>
+      </w:r>
+      <w:r>
+        <w:rPr>
+          <w:highlight w:val="yellow"/>
+        </w:rPr>
+        <w:t xml:space="preserve">in preventing data </w:t>
+      </w:r>
+      <w:r>
+        <w:rPr>
+          <w:highlight w:val="yellow"/>
+        </w:rPr>
+        <w:t>loss and</w:t>
+      </w:r>
+      <w:r>
+        <w:rPr>
+          <w:highlight w:val="yellow"/>
+        </w:rPr>
+        <w:t xml:space="preserve"> avoid</w:t>
+      </w:r>
+      <w:r>
+        <w:rPr>
+          <w:highlight w:val="yellow"/>
+        </w:rPr>
+        <w:t xml:space="preserve"> the need for rerunning the evaluatio</w:t>
+      </w:r>
+      <w:r>
+        <w:rPr>
+          <w:highlight w:val="yellow"/>
+        </w:rPr>
+        <w:t xml:space="preserve">n. </w:t>
+      </w:r>
+    </w:p>
+    <w:p>
+      <w:pPr>
+        <w:spacing w:before="240" w:after="240"/>
+      </w:pPr>
+      <w:r>
+        <w:rPr>
+          <w:b/>
+          <w:bCs/>
+          <w:highlight w:val="yellow"/>
+        </w:rPr>
+        <w:t>Lesson</w:t>
+      </w:r>
+      <w:r>
+        <w:rPr>
+          <w:highlight w:val="yellow"/>
+        </w:rPr>
+        <w:t xml:space="preserve">: Regularly </w:t>
+      </w:r>
+      <w:r>
+        <w:rPr>
+          <w:highlight w:val="yellow"/>
+        </w:rPr>
+        <w:t xml:space="preserve">maintaining and adhering to the project schedule helps to </w:t>
+      </w:r>
+      <w:r>
+        <w:rPr>
+          <w:highlight w:val="yellow"/>
+        </w:rPr>
+        <w:t>track</w:t>
+      </w:r>
+      <w:r>
+        <w:rPr>
+          <w:highlight w:val="yellow"/>
+        </w:rPr>
+        <w:t xml:space="preserve"> the actual project progress and </w:t>
+      </w:r>
+      <w:r>
+        <w:rPr>
+          <w:highlight w:val="yellow"/>
+        </w:rPr>
+        <w:t>prevent any delays.</w:t>
+      </w:r>
+      <w:r>
+        <w:t xml:space="preserve"> </w:t>
+      </w:r>
+    </w:p>
+    <w:p w14:noSpellErr="1">
+      <w:r>
+        <w:rPr/>
+        <w:t>Edited</w:t>
+      </w:r>
+      <w:r>
+        <w:rPr/>
+        <w:t xml:space="preserve"> for poster:</w:t>
+      </w:r>
+    </w:p>
+    <w:p>
+      <w:r>
+        <w:t>Improvement for Next Time:</w:t>
+      </w:r>
+    </w:p>
+    <w:p>
+      <w:pPr>
+        <w:pStyle w:val="ListParagraph"/>
+        <w:numPr>
+          <w:ilvl w:val="0"/>
+          <w:numId w:val="1"/>
+        </w:numPr>
+      </w:pPr>
+      <w:r>
+        <w:t xml:space="preserve">Data management practice with backup to prevent data results loss </w:t>
+      </w:r>
+    </w:p>
+    <w:p>
+      <w:pPr>
+        <w:pStyle w:val="ListParagraph"/>
+        <w:numPr>
+          <w:ilvl w:val="0"/>
+          <w:numId w:val="1"/>
+        </w:numPr>
+      </w:pPr>
+      <w:r>
+        <w:t>Regularly updated project schedules &lt; add more?</w:t>
+      </w:r>
+    </w:p>
+    <w:p>
+      <w:pPr>
+        <w:pStyle w:val="ListParagraph"/>
+        <w:numPr>
+          <w:ilvl w:val="0"/>
+          <w:numId w:val="1"/>
+        </w:numPr>
+      </w:pPr>
+      <w:r>
+        <w:t>Clearly documented rationale for project decisions. For any changes,</w:t>
+      </w:r>
+      <w:r>
+        <w:t xml:space="preserve"> ensure</w:t>
+      </w:r>
+      <w:r>
+        <w:t xml:space="preserve"> a Change Request </w:t>
+      </w:r>
+      <w:r>
+        <w:t xml:space="preserve">is submitted.  </w:t>
+      </w:r>
+    </w:p>
+    <w:p w14:noSpellErr="1">
+      <w:r>
+        <w:rPr/>
+        <w:t>Lessons</w:t>
+      </w:r>
+    </w:p>
+    <w:p w14:noSpellErr="1">
+      <w:pPr>
+        <w:spacing w:before="240" w:after="240"/>
+      </w:pPr>
+      <w:r>
+        <w:rPr/>
+        <w:t>O</w:t>
+      </w:r>
+      <w:r>
+        <w:rPr/>
+        <w:t xml:space="preserve">pen communication was necessary to improve collaboration and ensure that all team members were kept up to date with the project progress. </w:t>
+      </w:r>
+      <w:r>
+        <w:rPr/>
+        <w:t xml:space="preserve"> Research</w:t>
+      </w:r>
+      <w:r>
+        <w:rPr>
+          <w:rFonts w:ascii="Aptos" w:hAnsi="Aptos" w:eastAsia="Aptos" w:cs="Aptos"/>
+        </w:rPr>
+        <w:t xml:space="preserve"> is key to minimising technical issues by having clear fallbacks ready when constraints arise.</w:t>
+      </w:r>
+    </w:p>
+    <w:p w14:noSpellErr="1">
+      <w:pPr>
+        <w:pStyle w:val="Normal"/>
+        <w:rPr>
+          <w:i w:val="0"/>
+          <w:iCs w:val="0"/>
+          <w:highlight w:val="yellow"/>
+        </w:rPr>
+      </w:pPr>
+      <w:r>
+        <w:rPr>
+          <w:i w:val="0"/>
+          <w:iCs w:val="0"/>
+          <w:highlight w:val="yellow"/>
+        </w:rPr>
+        <w:t>Implementing data backup for the logs file was crucial in preventing data loss and avoid the need for rerunning the evaluation.</w:t>
+      </w:r>
+    </w:p>
+    <w:p>
+      <w:pPr>
+        <w:pStyle w:val="Normal"/>
+        <w:rPr>
+          <w:i w:val="0"/>
+          <w:iCs w:val="0"/>
+          <w:highlight w:val="yellow"/>
+        </w:rPr>
+      </w:pPr>
+      <w:r>
+        <w:rPr>
+          <w:i w:val="0"/>
+          <w:iCs w:val="0"/>
+          <w:highlight w:val="yellow"/>
+        </w:rPr>
+        <w:t>Final for poster:</w:t>
+      </w:r>
+    </w:p>
+    <w:p>
+      <w:pPr>
+        <w:spacing w:before="240" w:beforeAutospacing="off" w:after="240" w:afterAutospacing="off" w:line="390" w:lineRule="auto"/>
+      </w:pPr>
+      <w:r>
+        <w:rPr>
+          <w:rFonts w:ascii="Aptos" w:hAnsi="Aptos" w:eastAsia="Aptos" w:cs="Aptos"/>
+          <w:b w:val="1"/>
+          <w:bCs w:val="1"/>
+          <w:i w:val="0"/>
+          <w:iCs w:val="0"/>
+          <w:caps w:val="0"/>
+          <w:smallCaps w:val="0"/>
+          <w:noProof w:val="0"/>
+          <w:sz w:val="24"/>
+          <w:szCs w:val="24"/>
+          <w:lang w:val="en-NZ"/>
+        </w:rPr>
+        <w:t xml:space="preserve">Staying aligned with our </w:t>
+      </w:r>
+      <w:r>
+        <w:rPr>
+          <w:rFonts w:ascii="Aptos" w:hAnsi="Aptos" w:eastAsia="Aptos" w:cs="Aptos"/>
+          <w:b w:val="1"/>
+          <w:bCs w:val="1"/>
+          <w:i w:val="0"/>
+          <w:iCs w:val="0"/>
+          <w:caps w:val="0"/>
+          <w:smallCaps w:val="0"/>
+          <w:noProof w:val="0"/>
+          <w:sz w:val="24"/>
+          <w:szCs w:val="24"/>
+          <w:lang w:val="en-NZ"/>
+        </w:rPr>
+        <w:t>methodolog</w:t>
+      </w:r>
+      <w:r>
+        <w:rPr>
+          <w:rFonts w:ascii="Aptos" w:hAnsi="Aptos" w:eastAsia="Aptos" w:cs="Aptos"/>
+          <w:b w:val="1"/>
+          <w:bCs w:val="1"/>
+          <w:i w:val="0"/>
+          <w:iCs w:val="0"/>
+          <w:caps w:val="0"/>
+          <w:smallCaps w:val="0"/>
+          <w:noProof w:val="0"/>
+          <w:sz w:val="24"/>
+          <w:szCs w:val="24"/>
+          <w:lang w:val="en-NZ"/>
+        </w:rPr>
+        <w:t>y</w:t>
+      </w:r>
+      <w:r>
+        <w:rPr>
+          <w:rFonts w:ascii="Aptos" w:hAnsi="Aptos" w:eastAsia="Aptos" w:cs="Aptos"/>
+          <w:b w:val="0"/>
+          <w:bCs w:val="0"/>
+          <w:i w:val="0"/>
+          <w:iCs w:val="0"/>
+          <w:caps w:val="0"/>
+          <w:smallCaps w:val="0"/>
+          <w:noProof w:val="0"/>
+          <w:sz w:val="24"/>
+          <w:szCs w:val="24"/>
+          <w:lang w:val="en-NZ"/>
+        </w:rPr>
+        <w:t xml:space="preserve"> keeps the team on track, improves consistency and quality, and reduces risk</w:t>
+      </w:r>
+    </w:p>
+    <w:p>
+      <w:pPr>
+        <w:spacing w:before="240" w:beforeAutospacing="off" w:after="240" w:afterAutospacing="off" w:line="390" w:lineRule="auto"/>
+      </w:pPr>
+      <w:r>
+        <w:rPr>
+          <w:rFonts w:ascii="Aptos" w:hAnsi="Aptos" w:eastAsia="Aptos" w:cs="Aptos"/>
+          <w:b w:val="1"/>
+          <w:bCs w:val="1"/>
+          <w:i w:val="0"/>
+          <w:iCs w:val="0"/>
+          <w:caps w:val="0"/>
+          <w:smallCaps w:val="0"/>
+          <w:noProof w:val="0"/>
+          <w:sz w:val="24"/>
+          <w:szCs w:val="24"/>
+          <w:lang w:val="en-NZ"/>
+        </w:rPr>
+        <w:t>Research is key</w:t>
+      </w:r>
+      <w:r>
+        <w:rPr>
+          <w:rFonts w:ascii="Aptos" w:hAnsi="Aptos" w:eastAsia="Aptos" w:cs="Aptos"/>
+          <w:b w:val="0"/>
+          <w:bCs w:val="0"/>
+          <w:i w:val="0"/>
+          <w:iCs w:val="0"/>
+          <w:caps w:val="0"/>
+          <w:smallCaps w:val="0"/>
+          <w:noProof w:val="0"/>
+          <w:sz w:val="24"/>
+          <w:szCs w:val="24"/>
+          <w:lang w:val="en-NZ"/>
+        </w:rPr>
+        <w:t xml:space="preserve"> to minimising technical issues by having clear fallbacks ready when constraints arise. </w:t>
+      </w:r>
+    </w:p>
+    <w:p>
+      <w:pPr>
+        <w:spacing w:before="240" w:beforeAutospacing="off" w:after="240" w:afterAutospacing="off" w:line="390" w:lineRule="auto"/>
+      </w:pPr>
+      <w:r>
+        <w:rPr>
+          <w:rFonts w:ascii="Aptos" w:hAnsi="Aptos" w:eastAsia="Aptos" w:cs="Aptos"/>
+          <w:b w:val="1"/>
+          <w:bCs w:val="1"/>
+          <w:i w:val="0"/>
+          <w:iCs w:val="0"/>
+          <w:caps w:val="0"/>
+          <w:smallCaps w:val="0"/>
+          <w:noProof w:val="0"/>
+          <w:sz w:val="24"/>
+          <w:szCs w:val="24"/>
+          <w:lang w:val="en-NZ"/>
+        </w:rPr>
+        <w:t>I</w:t>
+      </w:r>
+      <w:r>
+        <w:rPr>
+          <w:rFonts w:ascii="Aptos" w:hAnsi="Aptos" w:eastAsia="Aptos" w:cs="Aptos"/>
+          <w:b w:val="1"/>
+          <w:bCs w:val="1"/>
+          <w:i w:val="0"/>
+          <w:iCs w:val="0"/>
+          <w:caps w:val="0"/>
+          <w:smallCaps w:val="0"/>
+          <w:noProof w:val="0"/>
+          <w:sz w:val="24"/>
+          <w:szCs w:val="24"/>
+          <w:lang w:val="en-NZ"/>
+        </w:rPr>
+        <w:t>mplementing data backup</w:t>
+      </w:r>
+      <w:r>
+        <w:rPr>
+          <w:rFonts w:ascii="Aptos" w:hAnsi="Aptos" w:eastAsia="Aptos" w:cs="Aptos"/>
+          <w:b w:val="0"/>
+          <w:bCs w:val="0"/>
+          <w:i w:val="0"/>
+          <w:iCs w:val="0"/>
+          <w:caps w:val="0"/>
+          <w:smallCaps w:val="0"/>
+          <w:noProof w:val="0"/>
+          <w:sz w:val="24"/>
+          <w:szCs w:val="24"/>
+          <w:lang w:val="en-NZ"/>
+        </w:rPr>
+        <w:t xml:space="preserve"> for the log files was crucial in preventing data loss and to avoid the need for rerunning </w:t>
+      </w:r>
+      <w:r>
+        <w:rPr>
+          <w:rFonts w:ascii="Aptos" w:hAnsi="Aptos" w:eastAsia="Aptos" w:cs="Aptos"/>
+          <w:b w:val="0"/>
+          <w:bCs w:val="0"/>
+          <w:i w:val="0"/>
+          <w:iCs w:val="0"/>
+          <w:caps w:val="0"/>
+          <w:smallCaps w:val="0"/>
+          <w:noProof w:val="0"/>
+          <w:sz w:val="24"/>
+          <w:szCs w:val="24"/>
+          <w:lang w:val="en-NZ"/>
+        </w:rPr>
+        <w:t>tests</w:t>
+      </w:r>
+      <w:r>
+        <w:rPr>
+          <w:rFonts w:ascii="Aptos" w:hAnsi="Aptos" w:eastAsia="Aptos" w:cs="Aptos"/>
+          <w:b w:val="0"/>
+          <w:bCs w:val="0"/>
+          <w:i w:val="0"/>
+          <w:iCs w:val="0"/>
+          <w:caps w:val="0"/>
+          <w:smallCaps w:val="0"/>
+          <w:noProof w:val="0"/>
+          <w:sz w:val="24"/>
+          <w:szCs w:val="24"/>
+          <w:lang w:val="en-NZ"/>
+        </w:rPr>
+        <w:t>.</w:t>
+      </w:r>
+    </w:p>
+    <w:p>
+      <w:pPr>
+        <w:pStyle w:val="Normal"/>
+        <w:rPr>
+          <w:i w:val="0"/>
+          <w:iCs w:val="0"/>
+          <w:highlight w:val="yellow"/>
+        </w:rPr>
+      </w:pPr>
+    </w:p>
+    <w:p>
+      <w:pPr>
+        <w:spacing w:before="240" w:after="240"/>
+      </w:pPr>
     </w:p>
     <w:p/>
     <w:p/>
     <w:sectPr>
-      <w:pgSz w:w="12240" w:h="15840"/>
+      <w:pgSz w:w="12240" w:h="15840" w:orient="portrait"/>
       <w:pgMar w:top="1440" w:right="1440" w:bottom="1440" w:left="1440" w:header="720" w:footer="720" w:gutter="0"/>
       <w:cols w:space="720"/>
       <w:docGrid w:linePitch="360"/>
@@ -283,12 +957,133 @@
 </w:footnotes>
 </file>
 
+<file path=word/numbering.xml><?xml version="1.0" encoding="utf-8"?>
+<w:numbering xmlns:wpc="http://schemas.microsoft.com/office/word/2010/wordprocessingCanvas" xmlns:cx="http://schemas.microsoft.com/office/drawing/2014/chartex" xmlns:cx1="http://schemas.microsoft.com/office/drawing/2015/9/8/chartex" xmlns:cx2="http://schemas.microsoft.com/office/drawing/2015/10/21/chartex" xmlns:cx3="http://schemas.microsoft.com/office/drawing/2016/5/9/chartex" xmlns:cx4="http://schemas.microsoft.com/office/drawing/2016/5/10/chartex" xmlns:cx5="http://schemas.microsoft.com/office/drawing/2016/5/11/chartex" xmlns:cx6="http://schemas.microsoft.com/office/drawing/2016/5/12/chartex" xmlns:cx7="http://schemas.microsoft.com/office/drawing/2016/5/13/chartex" xmlns:cx8="http://schemas.microsoft.com/office/drawing/2016/5/14/chartex" xmlns:mc="http://schemas.openxmlformats.org/markup-compatibility/2006" xmlns:aink="http://schemas.microsoft.com/office/drawing/2016/ink" xmlns:am3d="http://schemas.microsoft.com/office/drawing/2017/model3d" xmlns:o="urn:schemas-microsoft-com:office:office" xmlns:oel="http://schemas.microsoft.com/office/2019/extlst" xmlns:r="http://schemas.openxmlformats.org/officeDocument/2006/relationships" xmlns:m="http://schemas.openxmlformats.org/officeDocument/2006/math" xmlns:v="urn:schemas-microsoft-com:vml" xmlns:wp14="http://schemas.microsoft.com/office/word/2010/wordprocessingDrawing" xmlns:wp="http://schemas.openxmlformats.org/drawingml/2006/wordprocessingDrawing" xmlns:w10="urn:schemas-microsoft-com:office:word" xmlns:w="http://schemas.openxmlformats.org/wordprocessingml/2006/main" xmlns:w14="http://schemas.microsoft.com/office/word/2010/wordml" xmlns:w15="http://schemas.microsoft.com/office/word/2012/wordml" xmlns:w16cex="http://schemas.microsoft.com/office/word/2018/wordml/cex" xmlns:w16cid="http://schemas.microsoft.com/office/word/2016/wordml/cid" xmlns:w16="http://schemas.microsoft.com/office/word/2018/wordml" xmlns:w16du="http://schemas.microsoft.com/office/word/2023/wordml/word16du" xmlns:w16sdtdh="http://schemas.microsoft.com/office/word/2020/wordml/sdtdatahash" xmlns:w16sdtfl="http://schemas.microsoft.com/office/word/2024/wordml/sdtformatlock" xmlns:w16se="http://schemas.microsoft.com/office/word/2015/wordml/symex" xmlns:wpg="http://schemas.microsoft.com/office/word/2010/wordprocessingGroup" xmlns:wpi="http://schemas.microsoft.com/office/word/2010/wordprocessingInk" xmlns:wne="http://schemas.microsoft.com/office/word/2006/wordml" xmlns:wps="http://schemas.microsoft.com/office/word/2010/wordprocessingShape" mc:Ignorable="w14 w15 w16se w16cid w16 w16cex w16sdtdh w16sdtfl w16du wp14">
+  <w:abstractNum w:abstractNumId="0" w15:restartNumberingAfterBreak="0">
+    <w:nsid w:val="2DC40125"/>
+    <w:multiLevelType w:val="hybridMultilevel"/>
+    <w:tmpl w:val="3B021DE8"/>
+    <w:lvl w:ilvl="0" w:tplc="14090001">
+      <w:start w:val="1"/>
+      <w:numFmt w:val="bullet"/>
+      <w:lvlText w:val=""/>
+      <w:lvlJc w:val="left"/>
+      <w:pPr>
+        <w:ind w:left="720" w:hanging="360"/>
+      </w:pPr>
+      <w:rPr>
+        <w:rFonts w:hint="default" w:ascii="Symbol" w:hAnsi="Symbol"/>
+      </w:rPr>
+    </w:lvl>
+    <w:lvl w:ilvl="1" w:tplc="14090003" w:tentative="1">
+      <w:start w:val="1"/>
+      <w:numFmt w:val="bullet"/>
+      <w:lvlText w:val="o"/>
+      <w:lvlJc w:val="left"/>
+      <w:pPr>
+        <w:ind w:left="1440" w:hanging="360"/>
+      </w:pPr>
+      <w:rPr>
+        <w:rFonts w:hint="default" w:ascii="Courier New" w:hAnsi="Courier New" w:cs="Courier New"/>
+      </w:rPr>
+    </w:lvl>
+    <w:lvl w:ilvl="2" w:tplc="14090005" w:tentative="1">
+      <w:start w:val="1"/>
+      <w:numFmt w:val="bullet"/>
+      <w:lvlText w:val=""/>
+      <w:lvlJc w:val="left"/>
+      <w:pPr>
+        <w:ind w:left="2160" w:hanging="360"/>
+      </w:pPr>
+      <w:rPr>
+        <w:rFonts w:hint="default" w:ascii="Wingdings" w:hAnsi="Wingdings"/>
+      </w:rPr>
+    </w:lvl>
+    <w:lvl w:ilvl="3" w:tplc="14090001" w:tentative="1">
+      <w:start w:val="1"/>
+      <w:numFmt w:val="bullet"/>
+      <w:lvlText w:val=""/>
+      <w:lvlJc w:val="left"/>
+      <w:pPr>
+        <w:ind w:left="2880" w:hanging="360"/>
+      </w:pPr>
+      <w:rPr>
+        <w:rFonts w:hint="default" w:ascii="Symbol" w:hAnsi="Symbol"/>
+      </w:rPr>
+    </w:lvl>
+    <w:lvl w:ilvl="4" w:tplc="14090003" w:tentative="1">
+      <w:start w:val="1"/>
+      <w:numFmt w:val="bullet"/>
+      <w:lvlText w:val="o"/>
+      <w:lvlJc w:val="left"/>
+      <w:pPr>
+        <w:ind w:left="3600" w:hanging="360"/>
+      </w:pPr>
+      <w:rPr>
+        <w:rFonts w:hint="default" w:ascii="Courier New" w:hAnsi="Courier New" w:cs="Courier New"/>
+      </w:rPr>
+    </w:lvl>
+    <w:lvl w:ilvl="5" w:tplc="14090005" w:tentative="1">
+      <w:start w:val="1"/>
+      <w:numFmt w:val="bullet"/>
+      <w:lvlText w:val=""/>
+      <w:lvlJc w:val="left"/>
+      <w:pPr>
+        <w:ind w:left="4320" w:hanging="360"/>
+      </w:pPr>
+      <w:rPr>
+        <w:rFonts w:hint="default" w:ascii="Wingdings" w:hAnsi="Wingdings"/>
+      </w:rPr>
+    </w:lvl>
+    <w:lvl w:ilvl="6" w:tplc="14090001" w:tentative="1">
+      <w:start w:val="1"/>
+      <w:numFmt w:val="bullet"/>
+      <w:lvlText w:val=""/>
+      <w:lvlJc w:val="left"/>
+      <w:pPr>
+        <w:ind w:left="5040" w:hanging="360"/>
+      </w:pPr>
+      <w:rPr>
+        <w:rFonts w:hint="default" w:ascii="Symbol" w:hAnsi="Symbol"/>
+      </w:rPr>
+    </w:lvl>
+    <w:lvl w:ilvl="7" w:tplc="14090003" w:tentative="1">
+      <w:start w:val="1"/>
+      <w:numFmt w:val="bullet"/>
+      <w:lvlText w:val="o"/>
+      <w:lvlJc w:val="left"/>
+      <w:pPr>
+        <w:ind w:left="5760" w:hanging="360"/>
+      </w:pPr>
+      <w:rPr>
+        <w:rFonts w:hint="default" w:ascii="Courier New" w:hAnsi="Courier New" w:cs="Courier New"/>
+      </w:rPr>
+    </w:lvl>
+    <w:lvl w:ilvl="8" w:tplc="14090005" w:tentative="1">
+      <w:start w:val="1"/>
+      <w:numFmt w:val="bullet"/>
+      <w:lvlText w:val=""/>
+      <w:lvlJc w:val="left"/>
+      <w:pPr>
+        <w:ind w:left="6480" w:hanging="360"/>
+      </w:pPr>
+      <w:rPr>
+        <w:rFonts w:hint="default" w:ascii="Wingdings" w:hAnsi="Wingdings"/>
+      </w:rPr>
+    </w:lvl>
+  </w:abstractNum>
+  <w:num w:numId="1" w16cid:durableId="558249050">
+    <w:abstractNumId w:val="0"/>
+  </w:num>
+</w:numbering>
+</file>
+
 <file path=word/styles.xml><?xml version="1.0" encoding="utf-8"?>
 <w:styles xmlns:mc="http://schemas.openxmlformats.org/markup-compatibility/2006" xmlns:r="http://schemas.openxmlformats.org/officeDocument/2006/relationships" xmlns:w="http://schemas.openxmlformats.org/wordprocessingml/2006/main" xmlns:w14="http://schemas.microsoft.com/office/word/2010/wordml" xmlns:w15="http://schemas.microsoft.com/office/word/2012/wordml" xmlns:w16cex="http://schemas.microsoft.com/office/word/2018/wordml/cex" xmlns:w16cid="http://schemas.microsoft.com/office/word/2016/wordml/cid" xmlns:w16="http://schemas.microsoft.com/office/word/2018/wordml" xmlns:w16du="http://schemas.microsoft.com/office/word/2023/wordml/word16du" xmlns:w16sdtdh="http://schemas.microsoft.com/office/word/2020/wordml/sdtdatahash" xmlns:w16sdtfl="http://schemas.microsoft.com/office/word/2024/wordml/sdtformatlock" xmlns:w16se="http://schemas.microsoft.com/office/word/2015/wordml/symex" mc:Ignorable="w14 w15 w16se w16cid w16 w16cex w16sdtdh w16sdtfl w16du">
   <w:docDefaults>
     <w:rPrDefault>
       <w:rPr>
-        <w:rFonts w:asciiTheme="minorHAnsi" w:eastAsiaTheme="minorEastAsia" w:hAnsiTheme="minorHAnsi" w:cstheme="minorBidi"/>
+        <w:rFonts w:asciiTheme="minorHAnsi" w:hAnsiTheme="minorHAnsi" w:eastAsiaTheme="minorEastAsia" w:cstheme="minorBidi"/>
         <w:sz w:val="24"/>
         <w:szCs w:val="24"/>
         <w:lang w:val="en-US" w:eastAsia="ja-JP" w:bidi="ar-SA"/>
@@ -303,14 +1098,14 @@
   <w:latentStyles w:defLockedState="0" w:defUIPriority="99" w:defSemiHidden="0" w:defUnhideWhenUsed="0" w:defQFormat="0" w:count="376">
     <w:lsdException w:name="Normal" w:uiPriority="0" w:qFormat="1"/>
     <w:lsdException w:name="heading 1" w:uiPriority="9" w:qFormat="1"/>
-    <w:lsdException w:name="heading 2" w:semiHidden="1" w:uiPriority="9" w:unhideWhenUsed="1" w:qFormat="1"/>
-    <w:lsdException w:name="heading 3" w:semiHidden="1" w:uiPriority="9" w:unhideWhenUsed="1" w:qFormat="1"/>
-    <w:lsdException w:name="heading 4" w:semiHidden="1" w:uiPriority="9" w:unhideWhenUsed="1" w:qFormat="1"/>
-    <w:lsdException w:name="heading 5" w:semiHidden="1" w:uiPriority="9" w:unhideWhenUsed="1" w:qFormat="1"/>
-    <w:lsdException w:name="heading 6" w:semiHidden="1" w:uiPriority="9" w:unhideWhenUsed="1" w:qFormat="1"/>
-    <w:lsdException w:name="heading 7" w:semiHidden="1" w:uiPriority="9" w:unhideWhenUsed="1" w:qFormat="1"/>
-    <w:lsdException w:name="heading 8" w:semiHidden="1" w:uiPriority="9" w:unhideWhenUsed="1" w:qFormat="1"/>
-    <w:lsdException w:name="heading 9" w:semiHidden="1" w:uiPriority="9" w:unhideWhenUsed="1" w:qFormat="1"/>
+    <w:lsdException w:name="heading 2" w:uiPriority="9" w:semiHidden="1" w:unhideWhenUsed="1" w:qFormat="1"/>
+    <w:lsdException w:name="heading 3" w:uiPriority="9" w:semiHidden="1" w:unhideWhenUsed="1" w:qFormat="1"/>
+    <w:lsdException w:name="heading 4" w:uiPriority="9" w:semiHidden="1" w:unhideWhenUsed="1" w:qFormat="1"/>
+    <w:lsdException w:name="heading 5" w:uiPriority="9" w:semiHidden="1" w:unhideWhenUsed="1" w:qFormat="1"/>
+    <w:lsdException w:name="heading 6" w:uiPriority="9" w:semiHidden="1" w:unhideWhenUsed="1" w:qFormat="1"/>
+    <w:lsdException w:name="heading 7" w:uiPriority="9" w:semiHidden="1" w:unhideWhenUsed="1" w:qFormat="1"/>
+    <w:lsdException w:name="heading 8" w:uiPriority="9" w:semiHidden="1" w:unhideWhenUsed="1" w:qFormat="1"/>
+    <w:lsdException w:name="heading 9" w:uiPriority="9" w:semiHidden="1" w:unhideWhenUsed="1" w:qFormat="1"/>
     <w:lsdException w:name="index 1" w:semiHidden="1" w:unhideWhenUsed="1"/>
     <w:lsdException w:name="index 2" w:semiHidden="1" w:unhideWhenUsed="1"/>
     <w:lsdException w:name="index 3" w:semiHidden="1" w:unhideWhenUsed="1"/>
@@ -320,22 +1115,22 @@
     <w:lsdException w:name="index 7" w:semiHidden="1" w:unhideWhenUsed="1"/>
     <w:lsdException w:name="index 8" w:semiHidden="1" w:unhideWhenUsed="1"/>
     <w:lsdException w:name="index 9" w:semiHidden="1" w:unhideWhenUsed="1"/>
-    <w:lsdException w:name="toc 1" w:semiHidden="1" w:uiPriority="39" w:unhideWhenUsed="1"/>
-    <w:lsdException w:name="toc 2" w:semiHidden="1" w:uiPriority="39" w:unhideWhenUsed="1"/>
-    <w:lsdException w:name="toc 3" w:semiHidden="1" w:uiPriority="39" w:unhideWhenUsed="1"/>
-    <w:lsdException w:name="toc 4" w:semiHidden="1" w:uiPriority="39" w:unhideWhenUsed="1"/>
-    <w:lsdException w:name="toc 5" w:semiHidden="1" w:uiPriority="39" w:unhideWhenUsed="1"/>
-    <w:lsdException w:name="toc 6" w:semiHidden="1" w:uiPriority="39" w:unhideWhenUsed="1"/>
-    <w:lsdException w:name="toc 7" w:semiHidden="1" w:uiPriority="39" w:unhideWhenUsed="1"/>
-    <w:lsdException w:name="toc 8" w:semiHidden="1" w:uiPriority="39" w:unhideWhenUsed="1"/>
-    <w:lsdException w:name="toc 9" w:semiHidden="1" w:uiPriority="39" w:unhideWhenUsed="1"/>
+    <w:lsdException w:name="toc 1" w:uiPriority="39" w:semiHidden="1" w:unhideWhenUsed="1"/>
+    <w:lsdException w:name="toc 2" w:uiPriority="39" w:semiHidden="1" w:unhideWhenUsed="1"/>
+    <w:lsdException w:name="toc 3" w:uiPriority="39" w:semiHidden="1" w:unhideWhenUsed="1"/>
+    <w:lsdException w:name="toc 4" w:uiPriority="39" w:semiHidden="1" w:unhideWhenUsed="1"/>
+    <w:lsdException w:name="toc 5" w:uiPriority="39" w:semiHidden="1" w:unhideWhenUsed="1"/>
+    <w:lsdException w:name="toc 6" w:uiPriority="39" w:semiHidden="1" w:unhideWhenUsed="1"/>
+    <w:lsdException w:name="toc 7" w:uiPriority="39" w:semiHidden="1" w:unhideWhenUsed="1"/>
+    <w:lsdException w:name="toc 8" w:uiPriority="39" w:semiHidden="1" w:unhideWhenUsed="1"/>
+    <w:lsdException w:name="toc 9" w:uiPriority="39" w:semiHidden="1" w:unhideWhenUsed="1"/>
     <w:lsdException w:name="Normal Indent" w:semiHidden="1" w:unhideWhenUsed="1"/>
     <w:lsdException w:name="footnote text" w:semiHidden="1" w:unhideWhenUsed="1"/>
     <w:lsdException w:name="annotation text" w:semiHidden="1" w:unhideWhenUsed="1"/>
     <w:lsdException w:name="header" w:semiHidden="1" w:unhideWhenUsed="1"/>
     <w:lsdException w:name="footer" w:semiHidden="1" w:unhideWhenUsed="1"/>
     <w:lsdException w:name="index heading" w:semiHidden="1" w:unhideWhenUsed="1"/>
-    <w:lsdException w:name="caption" w:semiHidden="1" w:uiPriority="35" w:unhideWhenUsed="1" w:qFormat="1"/>
+    <w:lsdException w:name="caption" w:uiPriority="35" w:semiHidden="1" w:unhideWhenUsed="1" w:qFormat="1"/>
     <w:lsdException w:name="table of figures" w:semiHidden="1" w:unhideWhenUsed="1"/>
     <w:lsdException w:name="envelope address" w:semiHidden="1" w:unhideWhenUsed="1"/>
     <w:lsdException w:name="envelope return" w:semiHidden="1" w:unhideWhenUsed="1"/>
@@ -366,7 +1161,7 @@
     <w:lsdException w:name="Title" w:uiPriority="10" w:qFormat="1"/>
     <w:lsdException w:name="Closing" w:semiHidden="1" w:unhideWhenUsed="1"/>
     <w:lsdException w:name="Signature" w:semiHidden="1" w:unhideWhenUsed="1"/>
-    <w:lsdException w:name="Default Paragraph Font" w:semiHidden="1" w:uiPriority="1" w:unhideWhenUsed="1"/>
+    <w:lsdException w:name="Default Paragraph Font" w:uiPriority="1" w:semiHidden="1" w:unhideWhenUsed="1"/>
     <w:lsdException w:name="Body Text" w:semiHidden="1" w:unhideWhenUsed="1"/>
     <w:lsdException w:name="Body Text Indent" w:semiHidden="1" w:unhideWhenUsed="1"/>
     <w:lsdException w:name="List Continue" w:semiHidden="1" w:unhideWhenUsed="1"/>
@@ -566,8 +1361,8 @@
     <w:lsdException w:name="Subtle Reference" w:uiPriority="31" w:qFormat="1"/>
     <w:lsdException w:name="Intense Reference" w:uiPriority="32" w:qFormat="1"/>
     <w:lsdException w:name="Book Title" w:uiPriority="33" w:qFormat="1"/>
-    <w:lsdException w:name="Bibliography" w:semiHidden="1" w:uiPriority="37" w:unhideWhenUsed="1"/>
-    <w:lsdException w:name="TOC Heading" w:semiHidden="1" w:uiPriority="39" w:unhideWhenUsed="1" w:qFormat="1"/>
+    <w:lsdException w:name="Bibliography" w:uiPriority="37" w:semiHidden="1" w:unhideWhenUsed="1"/>
+    <w:lsdException w:name="TOC Heading" w:uiPriority="39" w:semiHidden="1" w:unhideWhenUsed="1" w:qFormat="1"/>
     <w:lsdException w:name="Plain Table 1" w:uiPriority="41"/>
     <w:lsdException w:name="Plain Table 2" w:uiPriority="42"/>
     <w:lsdException w:name="Plain Table 3" w:uiPriority="43"/>
@@ -678,9 +1473,10 @@
     <w:lsdException w:name="Unresolved Mention" w:semiHidden="1" w:unhideWhenUsed="1"/>
     <w:lsdException w:name="Smart Link" w:semiHidden="1" w:unhideWhenUsed="1"/>
   </w:latentStyles>
-  <w:style w:type="paragraph" w:default="1" w:styleId="Normal">
+  <w:style w:type="paragraph" w:styleId="Normal" w:default="1">
     <w:name w:val="Normal"/>
     <w:qFormat/>
+    <w:rsid w:val="00055651"/>
     <w:rPr>
       <w:lang w:val="en-NZ"/>
     </w:rPr>
@@ -699,7 +1495,7 @@
       <w:outlineLvl w:val="0"/>
     </w:pPr>
     <w:rPr>
-      <w:rFonts w:asciiTheme="majorHAnsi" w:eastAsiaTheme="majorEastAsia" w:hAnsiTheme="majorHAnsi" w:cstheme="majorBidi"/>
+      <w:rFonts w:asciiTheme="majorHAnsi" w:hAnsiTheme="majorHAnsi" w:eastAsiaTheme="majorEastAsia" w:cstheme="majorBidi"/>
       <w:color w:val="0F4761" w:themeColor="accent1" w:themeShade="BF"/>
       <w:sz w:val="40"/>
       <w:szCs w:val="40"/>
@@ -720,7 +1516,7 @@
       <w:outlineLvl w:val="1"/>
     </w:pPr>
     <w:rPr>
-      <w:rFonts w:asciiTheme="majorHAnsi" w:eastAsiaTheme="majorEastAsia" w:hAnsiTheme="majorHAnsi" w:cstheme="majorBidi"/>
+      <w:rFonts w:asciiTheme="majorHAnsi" w:hAnsiTheme="majorHAnsi" w:eastAsiaTheme="majorEastAsia" w:cstheme="majorBidi"/>
       <w:color w:val="0F4761" w:themeColor="accent1" w:themeShade="BF"/>
       <w:sz w:val="32"/>
       <w:szCs w:val="32"/>
@@ -867,13 +1663,13 @@
       <w:color w:val="272727" w:themeColor="text1" w:themeTint="D8"/>
     </w:rPr>
   </w:style>
-  <w:style w:type="character" w:default="1" w:styleId="DefaultParagraphFont">
+  <w:style w:type="character" w:styleId="DefaultParagraphFont" w:default="1">
     <w:name w:val="Default Paragraph Font"/>
     <w:uiPriority w:val="1"/>
     <w:semiHidden/>
     <w:unhideWhenUsed/>
   </w:style>
-  <w:style w:type="table" w:default="1" w:styleId="TableNormal">
+  <w:style w:type="table" w:styleId="TableNormal" w:default="1">
     <w:name w:val="Normal Table"/>
     <w:uiPriority w:val="99"/>
     <w:semiHidden/>
@@ -888,37 +1684,37 @@
       </w:tblCellMar>
     </w:tblPr>
   </w:style>
-  <w:style w:type="numbering" w:default="1" w:styleId="NoList">
+  <w:style w:type="numbering" w:styleId="NoList" w:default="1">
     <w:name w:val="No List"/>
     <w:uiPriority w:val="99"/>
     <w:semiHidden/>
     <w:unhideWhenUsed/>
   </w:style>
-  <w:style w:type="character" w:customStyle="1" w:styleId="Heading1Char">
+  <w:style w:type="character" w:styleId="Heading1Char" w:customStyle="1">
     <w:name w:val="Heading 1 Char"/>
     <w:basedOn w:val="DefaultParagraphFont"/>
     <w:link w:val="Heading1"/>
     <w:uiPriority w:val="9"/>
     <w:rPr>
-      <w:rFonts w:asciiTheme="majorHAnsi" w:eastAsiaTheme="majorEastAsia" w:hAnsiTheme="majorHAnsi" w:cstheme="majorBidi"/>
+      <w:rFonts w:asciiTheme="majorHAnsi" w:hAnsiTheme="majorHAnsi" w:eastAsiaTheme="majorEastAsia" w:cstheme="majorBidi"/>
       <w:color w:val="0F4761" w:themeColor="accent1" w:themeShade="BF"/>
       <w:sz w:val="40"/>
       <w:szCs w:val="40"/>
     </w:rPr>
   </w:style>
-  <w:style w:type="character" w:customStyle="1" w:styleId="Heading2Char">
+  <w:style w:type="character" w:styleId="Heading2Char" w:customStyle="1">
     <w:name w:val="Heading 2 Char"/>
     <w:basedOn w:val="DefaultParagraphFont"/>
     <w:link w:val="Heading2"/>
     <w:uiPriority w:val="9"/>
     <w:rPr>
-      <w:rFonts w:asciiTheme="majorHAnsi" w:eastAsiaTheme="majorEastAsia" w:hAnsiTheme="majorHAnsi" w:cstheme="majorBidi"/>
+      <w:rFonts w:asciiTheme="majorHAnsi" w:hAnsiTheme="majorHAnsi" w:eastAsiaTheme="majorEastAsia" w:cstheme="majorBidi"/>
       <w:color w:val="0F4761" w:themeColor="accent1" w:themeShade="BF"/>
       <w:sz w:val="32"/>
       <w:szCs w:val="32"/>
     </w:rPr>
   </w:style>
-  <w:style w:type="character" w:customStyle="1" w:styleId="Heading3Char">
+  <w:style w:type="character" w:styleId="Heading3Char" w:customStyle="1">
     <w:name w:val="Heading 3 Char"/>
     <w:basedOn w:val="DefaultParagraphFont"/>
     <w:link w:val="Heading3"/>
@@ -930,7 +1726,7 @@
       <w:szCs w:val="28"/>
     </w:rPr>
   </w:style>
-  <w:style w:type="character" w:customStyle="1" w:styleId="Heading4Char">
+  <w:style w:type="character" w:styleId="Heading4Char" w:customStyle="1">
     <w:name w:val="Heading 4 Char"/>
     <w:basedOn w:val="DefaultParagraphFont"/>
     <w:link w:val="Heading4"/>
@@ -942,7 +1738,7 @@
       <w:color w:val="0F4761" w:themeColor="accent1" w:themeShade="BF"/>
     </w:rPr>
   </w:style>
-  <w:style w:type="character" w:customStyle="1" w:styleId="Heading5Char">
+  <w:style w:type="character" w:styleId="Heading5Char" w:customStyle="1">
     <w:name w:val="Heading 5 Char"/>
     <w:basedOn w:val="DefaultParagraphFont"/>
     <w:link w:val="Heading5"/>
@@ -952,7 +1748,7 @@
       <w:color w:val="0F4761" w:themeColor="accent1" w:themeShade="BF"/>
     </w:rPr>
   </w:style>
-  <w:style w:type="character" w:customStyle="1" w:styleId="Heading6Char">
+  <w:style w:type="character" w:styleId="Heading6Char" w:customStyle="1">
     <w:name w:val="Heading 6 Char"/>
     <w:basedOn w:val="DefaultParagraphFont"/>
     <w:link w:val="Heading6"/>
@@ -964,7 +1760,7 @@
       <w:color w:val="595959" w:themeColor="text1" w:themeTint="A6"/>
     </w:rPr>
   </w:style>
-  <w:style w:type="character" w:customStyle="1" w:styleId="Heading7Char">
+  <w:style w:type="character" w:styleId="Heading7Char" w:customStyle="1">
     <w:name w:val="Heading 7 Char"/>
     <w:basedOn w:val="DefaultParagraphFont"/>
     <w:link w:val="Heading7"/>
@@ -974,7 +1770,7 @@
       <w:color w:val="595959" w:themeColor="text1" w:themeTint="A6"/>
     </w:rPr>
   </w:style>
-  <w:style w:type="character" w:customStyle="1" w:styleId="Heading8Char">
+  <w:style w:type="character" w:styleId="Heading8Char" w:customStyle="1">
     <w:name w:val="Heading 8 Char"/>
     <w:basedOn w:val="DefaultParagraphFont"/>
     <w:link w:val="Heading8"/>
@@ -986,7 +1782,7 @@
       <w:color w:val="272727" w:themeColor="text1" w:themeTint="D8"/>
     </w:rPr>
   </w:style>
-  <w:style w:type="character" w:customStyle="1" w:styleId="Heading9Char">
+  <w:style w:type="character" w:styleId="Heading9Char" w:customStyle="1">
     <w:name w:val="Heading 9 Char"/>
     <w:basedOn w:val="DefaultParagraphFont"/>
     <w:link w:val="Heading9"/>
@@ -996,13 +1792,13 @@
       <w:color w:val="272727" w:themeColor="text1" w:themeTint="D8"/>
     </w:rPr>
   </w:style>
-  <w:style w:type="character" w:customStyle="1" w:styleId="TitleChar">
+  <w:style w:type="character" w:styleId="TitleChar" w:customStyle="1">
     <w:name w:val="Title Char"/>
     <w:basedOn w:val="DefaultParagraphFont"/>
     <w:link w:val="Title"/>
     <w:uiPriority w:val="10"/>
     <w:rPr>
-      <w:rFonts w:asciiTheme="majorHAnsi" w:eastAsiaTheme="majorEastAsia" w:hAnsiTheme="majorHAnsi" w:cstheme="majorBidi"/>
+      <w:rFonts w:asciiTheme="majorHAnsi" w:hAnsiTheme="majorHAnsi" w:eastAsiaTheme="majorEastAsia" w:cstheme="majorBidi"/>
       <w:spacing w:val="-10"/>
       <w:kern w:val="28"/>
       <w:sz w:val="56"/>
@@ -1021,14 +1817,14 @@
       <w:contextualSpacing/>
     </w:pPr>
     <w:rPr>
-      <w:rFonts w:asciiTheme="majorHAnsi" w:eastAsiaTheme="majorEastAsia" w:hAnsiTheme="majorHAnsi" w:cstheme="majorBidi"/>
+      <w:rFonts w:asciiTheme="majorHAnsi" w:hAnsiTheme="majorHAnsi" w:eastAsiaTheme="majorEastAsia" w:cstheme="majorBidi"/>
       <w:spacing w:val="-10"/>
       <w:kern w:val="28"/>
       <w:sz w:val="56"/>
       <w:szCs w:val="56"/>
     </w:rPr>
   </w:style>
-  <w:style w:type="character" w:customStyle="1" w:styleId="SubtitleChar">
+  <w:style w:type="character" w:styleId="SubtitleChar" w:customStyle="1">
     <w:name w:val="Subtitle Char"/>
     <w:basedOn w:val="DefaultParagraphFont"/>
     <w:link w:val="Subtitle"/>
@@ -1072,7 +1868,7 @@
       <w:color w:val="0F4761" w:themeColor="accent1" w:themeShade="BF"/>
     </w:rPr>
   </w:style>
-  <w:style w:type="character" w:customStyle="1" w:styleId="QuoteChar">
+  <w:style w:type="character" w:styleId="QuoteChar" w:customStyle="1">
     <w:name w:val="Quote Char"/>
     <w:basedOn w:val="DefaultParagraphFont"/>
     <w:link w:val="Quote"/>
@@ -1100,7 +1896,7 @@
       <w:color w:val="404040" w:themeColor="text1" w:themeTint="BF"/>
     </w:rPr>
   </w:style>
-  <w:style w:type="character" w:customStyle="1" w:styleId="IntenseQuoteChar">
+  <w:style w:type="character" w:styleId="IntenseQuoteChar" w:customStyle="1">
     <w:name w:val="Intense Quote Char"/>
     <w:basedOn w:val="DefaultParagraphFont"/>
     <w:link w:val="IntenseQuote"/>
@@ -1120,8 +1916,8 @@
     <w:qFormat/>
     <w:pPr>
       <w:pBdr>
-        <w:top w:val="single" w:sz="4" w:space="10" w:color="0F4761" w:themeColor="accent1" w:themeShade="BF"/>
-        <w:bottom w:val="single" w:sz="4" w:space="10" w:color="0F4761" w:themeColor="accent1" w:themeShade="BF"/>
+        <w:top w:val="single" w:color="0F4761" w:themeColor="accent1" w:themeShade="BF" w:sz="4" w:space="10"/>
+        <w:bottom w:val="single" w:color="0F4761" w:themeColor="accent1" w:themeShade="BF" w:sz="4" w:space="10"/>
       </w:pBdr>
       <w:spacing w:before="360" w:after="360"/>
       <w:ind w:left="864" w:right="864"/>
@@ -1161,7 +1957,7 @@
       <w:spacing w:after="0" w:line="240" w:lineRule="auto"/>
     </w:pPr>
   </w:style>
-  <w:style w:type="character" w:customStyle="1" w:styleId="HeaderChar">
+  <w:style w:type="character" w:styleId="HeaderChar" w:customStyle="1">
     <w:name w:val="Header Char"/>
     <w:basedOn w:val="DefaultParagraphFont"/>
     <w:link w:val="Header"/>
@@ -1186,7 +1982,7 @@
       <w:spacing w:after="0" w:line="240" w:lineRule="auto"/>
     </w:pPr>
   </w:style>
-  <w:style w:type="character" w:customStyle="1" w:styleId="FooterChar">
+  <w:style w:type="character" w:styleId="FooterChar" w:customStyle="1">
     <w:name w:val="Footer Char"/>
     <w:basedOn w:val="DefaultParagraphFont"/>
     <w:link w:val="Footer"/>
@@ -1196,11 +1992,22 @@
       <w:lang w:val="en-NZ"/>
     </w:rPr>
   </w:style>
+  <w:style w:type="paragraph" w:styleId="ListParagraph">
+    <w:name w:val="List Paragraph"/>
+    <w:basedOn w:val="Normal"/>
+    <w:uiPriority w:val="34"/>
+    <w:qFormat/>
+    <w:rsid w:val="000A61FE"/>
+    <w:pPr>
+      <w:ind w:left="720"/>
+      <w:contextualSpacing/>
+    </w:pPr>
+  </w:style>
 </w:styles>
 </file>
 
 <file path=word/theme/theme1.xml><?xml version="1.0" encoding="utf-8"?>
-<a:theme xmlns:a="http://schemas.openxmlformats.org/drawingml/2006/main" name="Office Theme">
+<a:theme xmlns:a="http://schemas.openxmlformats.org/drawingml/2006/main" xmlns:thm15="http://schemas.microsoft.com/office/thememl/2012/main" name="Office Theme">
   <a:themeElements>
     <a:clrScheme name="Office">
       <a:dk1>

--- a/04-Development-and-Quality-Assurance/Poster/Sections/10 Lessons Learnt.docx
+++ b/04-Development-and-Quality-Assurance/Poster/Sections/10 Lessons Learnt.docx
@@ -4,31 +4,46 @@
   <w:body>
     <w:p>
       <w:pPr>
+        <w:spacing w:before="240" w:after="240" w:line="276" w:lineRule="auto"/>
         <w:rPr>
           <w:b/>
           <w:bCs/>
-        </w:rPr>
-      </w:pPr>
-      <w:proofErr w:type="spellStart"/>
+          <w:u w:val="single"/>
+        </w:rPr>
+      </w:pPr>
       <w:r>
         <w:rPr>
           <w:b/>
           <w:bCs/>
-        </w:rPr>
-        <w:t>Zaf</w:t>
-      </w:r>
-      <w:proofErr w:type="spellEnd"/>
+          <w:u w:val="single"/>
+        </w:rPr>
+        <w:t>Original:</w:t>
+      </w:r>
+    </w:p>
+    <w:p>
+      <w:pPr>
+        <w:spacing w:before="240" w:line="276" w:lineRule="auto"/>
+      </w:pPr>
       <w:r>
         <w:rPr>
           <w:b/>
           <w:bCs/>
         </w:rPr>
-        <w:t xml:space="preserve"> and Larissa:</w:t>
+        <w:t>Lesson:</w:t>
+      </w:r>
+      <w:r>
+        <w:t xml:space="preserve"> Research</w:t>
+      </w:r>
+      <w:r>
+        <w:rPr>
+          <w:rFonts w:ascii="Aptos" w:eastAsia="Aptos" w:hAnsi="Aptos" w:cs="Aptos"/>
+        </w:rPr>
+        <w:t xml:space="preserve"> is key to minimising technical issues by having clear fallbacks ready when constraints arise.</w:t>
       </w:r>
     </w:p>
     <w:p>
       <w:pPr>
-        <w:spacing w:before="240" w:after="240"/>
+        <w:spacing w:line="276" w:lineRule="auto"/>
       </w:pPr>
       <w:r>
         <w:rPr>
@@ -38,867 +53,203 @@
         <w:t>Lesson:</w:t>
       </w:r>
       <w:r>
-        <w:t xml:space="preserve"> Research</w:t>
-      </w:r>
-      <w:r>
-        <w:rPr>
-          <w:rFonts w:ascii="Aptos" w:hAnsi="Aptos" w:eastAsia="Aptos" w:cs="Aptos"/>
-        </w:rPr>
-        <w:t xml:space="preserve"> is key to minimising technical issues by having clear fallbacks ready when constraints arise.</w:t>
+        <w:t xml:space="preserve"> Effective team</w:t>
+      </w:r>
+      <w:r>
+        <w:t>work is critical and depends on reliable communication from all members of the team.</w:t>
       </w:r>
     </w:p>
     <w:p>
+      <w:pPr>
+        <w:spacing w:line="276" w:lineRule="auto"/>
+      </w:pPr>
       <w:r>
         <w:rPr>
           <w:b/>
           <w:bCs/>
         </w:rPr>
-        <w:t>Improvement</w:t>
-      </w:r>
+        <w:t>Lesson</w:t>
+      </w:r>
+      <w:r>
+        <w:t>:</w:t>
+      </w:r>
+      <w:r>
+        <w:t xml:space="preserve"> </w:t>
+      </w:r>
+      <w:r>
+        <w:t>Consistent</w:t>
+      </w:r>
+      <w:r>
+        <w:t xml:space="preserve"> Communication: </w:t>
+      </w:r>
+      <w:r>
+        <w:t xml:space="preserve">This </w:t>
+      </w:r>
+      <w:r>
+        <w:t xml:space="preserve">was key in keeping everyone up to date on information and </w:t>
+      </w:r>
+      <w:r>
+        <w:t>everyone being on the same page</w:t>
+      </w:r>
+      <w:r>
+        <w:t>.</w:t>
+      </w:r>
+    </w:p>
+    <w:p>
+      <w:pPr>
+        <w:spacing w:line="276" w:lineRule="auto"/>
+      </w:pPr>
       <w:r>
         <w:rPr>
           <w:b/>
           <w:bCs/>
         </w:rPr>
-        <w:t>:</w:t>
-      </w:r>
-      <w:r>
-        <w:t xml:space="preserve"> </w:t>
-      </w:r>
-      <w:r>
-        <w:t>Prioritis</w:t>
-      </w:r>
-      <w:r>
-        <w:t>ing</w:t>
-      </w:r>
-      <w:r>
-        <w:t xml:space="preserve"> targeted</w:t>
-      </w:r>
-      <w:r>
-        <w:t xml:space="preserve"> </w:t>
-      </w:r>
-      <w:r>
-        <w:t>configuration</w:t>
-      </w:r>
-      <w:r>
-        <w:t xml:space="preserve"> </w:t>
-      </w:r>
-      <w:r>
-        <w:t xml:space="preserve">upskilling will </w:t>
-      </w:r>
-      <w:r>
-        <w:t>help address</w:t>
-      </w:r>
-      <w:r>
-        <w:t xml:space="preserve"> technical issues that we have faced throughout the project. </w:t>
-      </w:r>
-    </w:p>
-    <w:p/>
-    <w:p>
-      <w:r>
-        <w:t>Kylie and Larissa:</w:t>
+        <w:t>Lesson:</w:t>
+      </w:r>
+      <w:r>
+        <w:t xml:space="preserve"> Every team member is driven to uphold high standards since the they are aware of how individual efforts directly affect the groups success.</w:t>
       </w:r>
     </w:p>
     <w:p>
-      <w:r>
-        <w:t>Lesson: Effective team</w:t>
-      </w:r>
-      <w:r>
-        <w:t>work is critical and depends on reliable communication from all members of the team.</w:t>
+      <w:pPr>
+        <w:spacing w:line="276" w:lineRule="auto"/>
+      </w:pPr>
+      <w:r>
+        <w:rPr>
+          <w:b/>
+          <w:bCs/>
+        </w:rPr>
+        <w:t>Improvement:</w:t>
+      </w:r>
+      <w:r>
+        <w:t xml:space="preserve"> Prioritising targeted configuration upskilling will help address technical issues that we have faced throughout the project. </w:t>
       </w:r>
     </w:p>
     <w:p>
-      <w:r>
-        <w:t xml:space="preserve">Improvement: </w:t>
-      </w:r>
-      <w:r>
-        <w:t xml:space="preserve">Communicating </w:t>
-      </w:r>
-      <w:r>
-        <w:t>re</w:t>
-      </w:r>
-      <w:r>
-        <w:t>gularly to</w:t>
-      </w:r>
-      <w:r>
-        <w:t xml:space="preserve"> keep the team updated</w:t>
-      </w:r>
-      <w:r>
-        <w:t xml:space="preserve">, collecting feedback and asking for help when needed will </w:t>
-      </w:r>
-      <w:r>
-        <w:t xml:space="preserve">ensure everyone is on the same page. </w:t>
-      </w:r>
-    </w:p>
-    <w:p/>
-    <w:p>
-      <w:r>
-        <w:t>M</w:t>
-      </w:r>
-      <w:r>
-        <w:t>e</w:t>
-      </w:r>
-      <w:r>
-        <w:t xml:space="preserve">, myself </w:t>
-      </w:r>
-      <w:r>
-        <w:t>and I</w:t>
-      </w:r>
-      <w:r>
-        <w:t xml:space="preserve"> (</w:t>
-      </w:r>
-      <w:r>
-        <w:t xml:space="preserve">Win </w:t>
-      </w:r>
-      <w:r>
-        <w:t>and N</w:t>
-      </w:r>
-      <w:r>
-        <w:t>athan</w:t>
-      </w:r>
-      <w:r>
-        <w:t>)</w:t>
+      <w:pPr>
+        <w:spacing w:line="276" w:lineRule="auto"/>
+      </w:pPr>
+      <w:r>
+        <w:rPr>
+          <w:b/>
+          <w:bCs/>
+        </w:rPr>
+        <w:t>Improvement:</w:t>
+      </w:r>
+      <w:r>
+        <w:t xml:space="preserve"> Communicating regularly to keep the team updated, collecting feedback and asking for help when needed will ensure everyone is on the same page. </w:t>
       </w:r>
     </w:p>
     <w:p>
+      <w:pPr>
+        <w:spacing w:line="276" w:lineRule="auto"/>
+      </w:pPr>
       <w:r>
         <w:rPr>
           <w:b/>
           <w:bCs/>
         </w:rPr>
-        <w:t>Lesson</w:t>
-      </w:r>
-      <w:r>
-        <w:t>:</w:t>
-      </w:r>
-      <w:r>
-        <w:t xml:space="preserve"> </w:t>
-      </w:r>
-      <w:r>
-        <w:t>Consistent</w:t>
-      </w:r>
-      <w:r>
-        <w:t xml:space="preserve"> Communication: </w:t>
-      </w:r>
-      <w:r>
-        <w:t xml:space="preserve">This </w:t>
-      </w:r>
-      <w:r>
-        <w:t xml:space="preserve">was key in keeping everyone up to date on information and </w:t>
-      </w:r>
-      <w:r>
-        <w:t>everyone being on the same page</w:t>
-      </w:r>
-      <w:r>
-        <w:t>.</w:t>
+        <w:t>Improvement:</w:t>
+      </w:r>
+      <w:r>
+        <w:t xml:space="preserve"> By establishing clear team expectations and holding regular progress check-ins, responsibility is maintained throughout the project.</w:t>
       </w:r>
     </w:p>
     <w:p>
-      <w:r>
+      <w:pPr>
+        <w:spacing w:line="276" w:lineRule="auto"/>
         <w:rPr>
           <w:b/>
           <w:bCs/>
-        </w:rPr>
-        <w:t>Im</w:t>
-      </w:r>
+          <w:u w:val="single"/>
+        </w:rPr>
+      </w:pPr>
       <w:r>
         <w:rPr>
           <w:b/>
           <w:bCs/>
-        </w:rPr>
-        <w:t>provement</w:t>
-      </w:r>
-      <w:r>
-        <w:t>:</w:t>
-      </w:r>
-      <w:r>
-        <w:t xml:space="preserve"> </w:t>
+          <w:u w:val="single"/>
+        </w:rPr>
+        <w:t>Finalised:</w:t>
       </w:r>
     </w:p>
     <w:p>
-      <w:r>
-        <w:rPr>
+      <w:pPr>
+        <w:spacing w:line="276" w:lineRule="auto"/>
+        <w:rPr>
+          <w:rFonts w:ascii="Aptos" w:eastAsia="Aptos" w:hAnsi="Aptos" w:cs="Aptos"/>
+          <w:color w:val="000000" w:themeColor="text1"/>
+        </w:rPr>
+      </w:pPr>
+      <w:r>
+        <w:rPr>
+          <w:rFonts w:ascii="Aptos" w:eastAsia="Aptos" w:hAnsi="Aptos" w:cs="Aptos"/>
           <w:b/>
           <w:bCs/>
-        </w:rPr>
-        <w:t>Lesson</w:t>
-      </w:r>
-      <w:r>
-        <w:t xml:space="preserve">: </w:t>
+          <w:color w:val="000000" w:themeColor="text1"/>
+        </w:rPr>
+        <w:t>Staying aligned with our methodology</w:t>
+      </w:r>
+      <w:r>
+        <w:rPr>
+          <w:rFonts w:ascii="Aptos" w:eastAsia="Aptos" w:hAnsi="Aptos" w:cs="Aptos"/>
+          <w:color w:val="000000" w:themeColor="text1"/>
+        </w:rPr>
+        <w:t xml:space="preserve"> kept the team on track, improving consistency and quality, and reducing risk.</w:t>
       </w:r>
     </w:p>
     <w:p>
-      <w:r>
-        <w:rPr>
+      <w:pPr>
+        <w:spacing w:line="276" w:lineRule="auto"/>
+        <w:rPr>
+          <w:rFonts w:ascii="Aptos" w:eastAsia="Aptos" w:hAnsi="Aptos" w:cs="Aptos"/>
+          <w:color w:val="000000" w:themeColor="text1"/>
+        </w:rPr>
+      </w:pPr>
+      <w:r>
+        <w:rPr>
+          <w:rFonts w:ascii="Aptos" w:eastAsia="Aptos" w:hAnsi="Aptos" w:cs="Aptos"/>
           <w:b/>
           <w:bCs/>
-        </w:rPr>
-        <w:t>Improvement</w:t>
-      </w:r>
-      <w:r>
-        <w:t>:</w:t>
-      </w:r>
-      <w:r>
-        <w:t xml:space="preserve"> </w:t>
-      </w:r>
-    </w:p>
-    <w:p/>
-    <w:p/>
-    <w:p>
-      <w:r>
-        <w:t>Charmi and Kylie:</w:t>
+          <w:color w:val="000000" w:themeColor="text1"/>
+        </w:rPr>
+        <w:t>Research was key</w:t>
+      </w:r>
+      <w:r>
+        <w:rPr>
+          <w:rFonts w:ascii="Aptos" w:eastAsia="Aptos" w:hAnsi="Aptos" w:cs="Aptos"/>
+          <w:color w:val="000000" w:themeColor="text1"/>
+        </w:rPr>
+        <w:t xml:space="preserve"> to minimising technical issues by having clear fallbacks ready when constraints arise. </w:t>
       </w:r>
     </w:p>
     <w:p>
-      <w:r>
-        <w:t>Lesson: Every team member is driven to uphold high standards since the they are aware of how individual efforts directly affect the groups success.</w:t>
-      </w:r>
-    </w:p>
-    <w:p/>
-    <w:p>
-      <w:r>
-        <w:t>Improvement: By establishing clear team expectations and holding regular progress check-ins, responsibility is maintained throughout the project.</w:t>
-      </w:r>
-    </w:p>
-    <w:p/>
-    <w:p/>
-    <w:p/>
-    <w:p>
-      <w:pPr>
-        <w:rPr>
-          <w:rFonts w:ascii="Aptos" w:hAnsi="Aptos" w:eastAsia="Aptos" w:cs="Aptos"/>
+      <w:pPr>
+        <w:spacing w:line="276" w:lineRule="auto"/>
+        <w:rPr>
+          <w:rFonts w:ascii="Aptos" w:eastAsia="Aptos" w:hAnsi="Aptos" w:cs="Aptos"/>
           <w:color w:val="000000" w:themeColor="text1"/>
         </w:rPr>
       </w:pPr>
       <w:r>
         <w:rPr>
-          <w:rFonts w:ascii="Aptos" w:hAnsi="Aptos" w:eastAsia="Aptos" w:cs="Aptos"/>
-          <w:color w:val="000000" w:themeColor="text1"/>
-        </w:rPr>
-        <w:br w:type="page"/>
-      </w:r>
-    </w:p>
-    <w:p>
-      <w:r>
-        <w:t>Improvement for Next Time:</w:t>
-      </w:r>
-    </w:p>
-    <w:p>
-      <w:pPr>
-        <w:pStyle w:val="ListParagraph"/>
-        <w:numPr>
-          <w:ilvl w:val="0"/>
-          <w:numId w:val="1"/>
-        </w:numPr>
-      </w:pPr>
-      <w:r>
-        <w:t xml:space="preserve">Ensure clearer and more timely communication with all stakeholders </w:t>
-      </w:r>
-    </w:p>
-    <w:p>
-      <w:pPr>
-        <w:pStyle w:val="ListParagraph"/>
-        <w:numPr>
-          <w:ilvl w:val="0"/>
-          <w:numId w:val="1"/>
-        </w:numPr>
-      </w:pPr>
-      <w:r>
-        <w:t xml:space="preserve">Data management practice with backup to prevent data results loss </w:t>
-      </w:r>
-    </w:p>
-    <w:p>
-      <w:pPr>
-        <w:pStyle w:val="ListParagraph"/>
-        <w:numPr>
-          <w:ilvl w:val="0"/>
-          <w:numId w:val="1"/>
-        </w:numPr>
-      </w:pPr>
-      <w:r>
-        <w:t xml:space="preserve">Improve in monitoring progress more closely to stay on schedule. </w:t>
-      </w:r>
-    </w:p>
-    <w:p>
-      <w:pPr>
-        <w:pStyle w:val="ListParagraph"/>
-        <w:numPr>
-          <w:ilvl w:val="0"/>
-          <w:numId w:val="1"/>
-        </w:numPr>
-      </w:pPr>
-      <w:r>
-        <w:t>Regularly updated project schedules</w:t>
-      </w:r>
-    </w:p>
-    <w:p>
-      <w:pPr>
-        <w:pStyle w:val="ListParagraph"/>
-        <w:numPr>
-          <w:ilvl w:val="0"/>
-          <w:numId w:val="1"/>
-        </w:numPr>
-      </w:pPr>
-      <w:r>
-        <w:t>Clearly documented rationale for project decisions</w:t>
-      </w:r>
-    </w:p>
-    <w:p>
-      <w:pPr>
-        <w:pStyle w:val="ListParagraph"/>
-        <w:numPr>
-          <w:ilvl w:val="0"/>
-          <w:numId w:val="1"/>
-        </w:numPr>
-      </w:pPr>
-      <w:r>
-        <w:t>Clearly documented rationale for changes in project (we'll do a Change Request soon)</w:t>
-      </w:r>
-    </w:p>
-    <w:p/>
-    <w:p>
-      <w:pPr>
-        <w:rPr>
-          <w:highlight w:val="yellow"/>
-        </w:rPr>
-      </w:pPr>
-      <w:r>
-        <w:rPr>
+          <w:rFonts w:ascii="Aptos" w:eastAsia="Aptos" w:hAnsi="Aptos" w:cs="Aptos"/>
           <w:b/>
           <w:bCs/>
-          <w:highlight w:val="yellow"/>
-        </w:rPr>
-        <w:t>Lesson</w:t>
-      </w:r>
-      <w:r>
-        <w:rPr>
-          <w:highlight w:val="yellow"/>
-        </w:rPr>
-        <w:t xml:space="preserve">: </w:t>
-      </w:r>
-      <w:r>
-        <w:rPr>
-          <w:highlight w:val="yellow"/>
-        </w:rPr>
-        <w:t>Having an open communication was necessary to</w:t>
-      </w:r>
-      <w:r>
-        <w:rPr>
-          <w:highlight w:val="yellow"/>
-        </w:rPr>
-        <w:t xml:space="preserve"> improve collaboration and ensure</w:t>
-      </w:r>
-      <w:r>
-        <w:rPr>
-          <w:highlight w:val="yellow"/>
-        </w:rPr>
-        <w:t xml:space="preserve"> that all team members were kept </w:t>
-      </w:r>
-      <w:r>
-        <w:rPr>
-          <w:highlight w:val="yellow"/>
-        </w:rPr>
-        <w:t>up to date</w:t>
-      </w:r>
-      <w:r>
-        <w:rPr>
-          <w:highlight w:val="yellow"/>
-        </w:rPr>
-        <w:t xml:space="preserve"> with the project </w:t>
-      </w:r>
-      <w:r>
-        <w:rPr>
-          <w:highlight w:val="yellow"/>
-        </w:rPr>
-        <w:t>progress</w:t>
-      </w:r>
-      <w:r>
-        <w:rPr>
-          <w:highlight w:val="yellow"/>
-        </w:rPr>
-        <w:t xml:space="preserve">. </w:t>
+          <w:color w:val="000000" w:themeColor="text1"/>
+        </w:rPr>
+        <w:t>Implementing data backups</w:t>
+      </w:r>
+      <w:r>
+        <w:rPr>
+          <w:rFonts w:ascii="Aptos" w:eastAsia="Aptos" w:hAnsi="Aptos" w:cs="Aptos"/>
+          <w:color w:val="000000" w:themeColor="text1"/>
+        </w:rPr>
+        <w:t xml:space="preserve"> for the log files was crucial in preventing data loss to avoid the need for rerunning evaluations.</w:t>
       </w:r>
     </w:p>
-    <w:p>
-      <w:pPr>
-        <w:spacing w:before="240" w:after="240"/>
-        <w:rPr>
-          <w:highlight w:val="yellow"/>
-        </w:rPr>
-      </w:pPr>
-      <w:r>
-        <w:rPr>
-          <w:b/>
-          <w:bCs/>
-          <w:highlight w:val="yellow"/>
-        </w:rPr>
-        <w:t>Lesson:</w:t>
-      </w:r>
-      <w:r>
-        <w:rPr>
-          <w:highlight w:val="yellow"/>
-        </w:rPr>
-        <w:t xml:space="preserve"> Research</w:t>
-      </w:r>
-      <w:r>
-        <w:rPr>
-          <w:rFonts w:ascii="Aptos" w:hAnsi="Aptos" w:eastAsia="Aptos" w:cs="Aptos"/>
-          <w:highlight w:val="yellow"/>
-        </w:rPr>
-        <w:t xml:space="preserve"> is key to minimising technical issues by having clear fallbacks ready when constraints arise.</w:t>
-      </w:r>
-    </w:p>
-    <w:p>
-      <w:pPr>
-        <w:spacing w:before="240" w:after="240"/>
-        <w:rPr>
-          <w:highlight w:val="yellow"/>
-        </w:rPr>
-      </w:pPr>
-      <w:r>
-        <w:rPr>
-          <w:b/>
-          <w:bCs/>
-          <w:highlight w:val="yellow"/>
-        </w:rPr>
-        <w:t>Lesson</w:t>
-      </w:r>
-      <w:r>
-        <w:rPr>
-          <w:highlight w:val="yellow"/>
-        </w:rPr>
-        <w:t xml:space="preserve">: </w:t>
-      </w:r>
-      <w:r>
-        <w:rPr>
-          <w:highlight w:val="yellow"/>
-        </w:rPr>
-        <w:t>Implementing data backup for the log</w:t>
-      </w:r>
-      <w:r>
-        <w:rPr>
-          <w:highlight w:val="yellow"/>
-        </w:rPr>
-        <w:t xml:space="preserve">s file </w:t>
-      </w:r>
-      <w:r>
-        <w:rPr>
-          <w:highlight w:val="yellow"/>
-        </w:rPr>
-        <w:t xml:space="preserve">was crucial </w:t>
-      </w:r>
-      <w:r>
-        <w:rPr>
-          <w:highlight w:val="yellow"/>
-        </w:rPr>
-        <w:t xml:space="preserve">in preventing data </w:t>
-      </w:r>
-      <w:r>
-        <w:rPr>
-          <w:highlight w:val="yellow"/>
-        </w:rPr>
-        <w:t>loss and</w:t>
-      </w:r>
-      <w:r>
-        <w:rPr>
-          <w:highlight w:val="yellow"/>
-        </w:rPr>
-        <w:t xml:space="preserve"> avoid</w:t>
-      </w:r>
-      <w:r>
-        <w:rPr>
-          <w:highlight w:val="yellow"/>
-        </w:rPr>
-        <w:t xml:space="preserve"> the need for rerunning the evaluatio</w:t>
-      </w:r>
-      <w:r>
-        <w:rPr>
-          <w:highlight w:val="yellow"/>
-        </w:rPr>
-        <w:t xml:space="preserve">n. </w:t>
-      </w:r>
-    </w:p>
-    <w:p>
-      <w:pPr>
-        <w:spacing w:before="240" w:after="240"/>
-      </w:pPr>
-      <w:r>
-        <w:rPr>
-          <w:b/>
-          <w:bCs/>
-          <w:highlight w:val="yellow"/>
-        </w:rPr>
-        <w:t>Lesson</w:t>
-      </w:r>
-      <w:r>
-        <w:rPr>
-          <w:highlight w:val="yellow"/>
-        </w:rPr>
-        <w:t xml:space="preserve">: Regularly </w:t>
-      </w:r>
-      <w:r>
-        <w:rPr>
-          <w:highlight w:val="yellow"/>
-        </w:rPr>
-        <w:t xml:space="preserve">maintaining and adhering to the project schedule helps to </w:t>
-      </w:r>
-      <w:r>
-        <w:rPr>
-          <w:highlight w:val="yellow"/>
-        </w:rPr>
-        <w:t>track</w:t>
-      </w:r>
-      <w:r>
-        <w:rPr>
-          <w:highlight w:val="yellow"/>
-        </w:rPr>
-        <w:t xml:space="preserve"> the actual project progress and </w:t>
-      </w:r>
-      <w:r>
-        <w:rPr>
-          <w:highlight w:val="yellow"/>
-        </w:rPr>
-        <w:t>prevent any delays.</w:t>
-      </w:r>
-      <w:r>
-        <w:t xml:space="preserve"> </w:t>
-      </w:r>
-    </w:p>
-    <w:p w14:noSpellErr="1">
-      <w:r>
-        <w:rPr/>
-        <w:t>Edited</w:t>
-      </w:r>
-      <w:r>
-        <w:rPr/>
-        <w:t xml:space="preserve"> for poster:</w:t>
-      </w:r>
-    </w:p>
-    <w:p>
-      <w:r>
-        <w:t>Improvement for Next Time:</w:t>
-      </w:r>
-    </w:p>
-    <w:p>
-      <w:pPr>
-        <w:pStyle w:val="ListParagraph"/>
-        <w:numPr>
-          <w:ilvl w:val="0"/>
-          <w:numId w:val="1"/>
-        </w:numPr>
-      </w:pPr>
-      <w:r>
-        <w:t xml:space="preserve">Data management practice with backup to prevent data results loss </w:t>
-      </w:r>
-    </w:p>
-    <w:p>
-      <w:pPr>
-        <w:pStyle w:val="ListParagraph"/>
-        <w:numPr>
-          <w:ilvl w:val="0"/>
-          <w:numId w:val="1"/>
-        </w:numPr>
-      </w:pPr>
-      <w:r>
-        <w:t>Regularly updated project schedules &lt; add more?</w:t>
-      </w:r>
-    </w:p>
-    <w:p>
-      <w:pPr>
-        <w:pStyle w:val="ListParagraph"/>
-        <w:numPr>
-          <w:ilvl w:val="0"/>
-          <w:numId w:val="1"/>
-        </w:numPr>
-      </w:pPr>
-      <w:r>
-        <w:t>Clearly documented rationale for project decisions. For any changes,</w:t>
-      </w:r>
-      <w:r>
-        <w:t xml:space="preserve"> ensure</w:t>
-      </w:r>
-      <w:r>
-        <w:t xml:space="preserve"> a Change Request </w:t>
-      </w:r>
-      <w:r>
-        <w:t xml:space="preserve">is submitted.  </w:t>
-      </w:r>
-    </w:p>
-    <w:p w14:noSpellErr="1">
-      <w:r>
-        <w:rPr/>
-        <w:t>Lessons</w:t>
-      </w:r>
-    </w:p>
-    <w:p w14:noSpellErr="1">
-      <w:pPr>
-        <w:spacing w:before="240" w:after="240"/>
-      </w:pPr>
-      <w:r>
-        <w:rPr/>
-        <w:t>O</w:t>
-      </w:r>
-      <w:r>
-        <w:rPr/>
-        <w:t xml:space="preserve">pen communication was necessary to improve collaboration and ensure that all team members were kept up to date with the project progress. </w:t>
-      </w:r>
-      <w:r>
-        <w:rPr/>
-        <w:t xml:space="preserve"> Research</w:t>
-      </w:r>
-      <w:r>
-        <w:rPr>
-          <w:rFonts w:ascii="Aptos" w:hAnsi="Aptos" w:eastAsia="Aptos" w:cs="Aptos"/>
-        </w:rPr>
-        <w:t xml:space="preserve"> is key to minimising technical issues by having clear fallbacks ready when constraints arise.</w:t>
-      </w:r>
-    </w:p>
-    <w:p w14:noSpellErr="1">
-      <w:pPr>
-        <w:pStyle w:val="Normal"/>
-        <w:rPr>
-          <w:i w:val="0"/>
-          <w:iCs w:val="0"/>
-          <w:highlight w:val="yellow"/>
-        </w:rPr>
-      </w:pPr>
-      <w:r>
-        <w:rPr>
-          <w:i w:val="0"/>
-          <w:iCs w:val="0"/>
-          <w:highlight w:val="yellow"/>
-        </w:rPr>
-        <w:t>Implementing data backup for the logs file was crucial in preventing data loss and avoid the need for rerunning the evaluation.</w:t>
-      </w:r>
-    </w:p>
-    <w:p>
-      <w:pPr>
-        <w:pStyle w:val="Normal"/>
-        <w:rPr>
-          <w:i w:val="0"/>
-          <w:iCs w:val="0"/>
-          <w:highlight w:val="yellow"/>
-        </w:rPr>
-      </w:pPr>
-      <w:r>
-        <w:rPr>
-          <w:i w:val="0"/>
-          <w:iCs w:val="0"/>
-          <w:highlight w:val="yellow"/>
-        </w:rPr>
-        <w:t>Final for poster:</w:t>
-      </w:r>
-    </w:p>
-    <w:p>
-      <w:pPr>
-        <w:spacing w:before="240" w:beforeAutospacing="off" w:after="240" w:afterAutospacing="off" w:line="390" w:lineRule="auto"/>
-      </w:pPr>
-      <w:r>
-        <w:rPr>
-          <w:rFonts w:ascii="Aptos" w:hAnsi="Aptos" w:eastAsia="Aptos" w:cs="Aptos"/>
-          <w:b w:val="1"/>
-          <w:bCs w:val="1"/>
-          <w:i w:val="0"/>
-          <w:iCs w:val="0"/>
-          <w:caps w:val="0"/>
-          <w:smallCaps w:val="0"/>
-          <w:noProof w:val="0"/>
-          <w:sz w:val="24"/>
-          <w:szCs w:val="24"/>
-          <w:lang w:val="en-NZ"/>
-        </w:rPr>
-        <w:t xml:space="preserve">Staying aligned with our </w:t>
-      </w:r>
-      <w:r>
-        <w:rPr>
-          <w:rFonts w:ascii="Aptos" w:hAnsi="Aptos" w:eastAsia="Aptos" w:cs="Aptos"/>
-          <w:b w:val="1"/>
-          <w:bCs w:val="1"/>
-          <w:i w:val="0"/>
-          <w:iCs w:val="0"/>
-          <w:caps w:val="0"/>
-          <w:smallCaps w:val="0"/>
-          <w:noProof w:val="0"/>
-          <w:sz w:val="24"/>
-          <w:szCs w:val="24"/>
-          <w:lang w:val="en-NZ"/>
-        </w:rPr>
-        <w:t>methodolog</w:t>
-      </w:r>
-      <w:r>
-        <w:rPr>
-          <w:rFonts w:ascii="Aptos" w:hAnsi="Aptos" w:eastAsia="Aptos" w:cs="Aptos"/>
-          <w:b w:val="1"/>
-          <w:bCs w:val="1"/>
-          <w:i w:val="0"/>
-          <w:iCs w:val="0"/>
-          <w:caps w:val="0"/>
-          <w:smallCaps w:val="0"/>
-          <w:noProof w:val="0"/>
-          <w:sz w:val="24"/>
-          <w:szCs w:val="24"/>
-          <w:lang w:val="en-NZ"/>
-        </w:rPr>
-        <w:t>y</w:t>
-      </w:r>
-      <w:r>
-        <w:rPr>
-          <w:rFonts w:ascii="Aptos" w:hAnsi="Aptos" w:eastAsia="Aptos" w:cs="Aptos"/>
-          <w:b w:val="0"/>
-          <w:bCs w:val="0"/>
-          <w:i w:val="0"/>
-          <w:iCs w:val="0"/>
-          <w:caps w:val="0"/>
-          <w:smallCaps w:val="0"/>
-          <w:noProof w:val="0"/>
-          <w:sz w:val="24"/>
-          <w:szCs w:val="24"/>
-          <w:lang w:val="en-NZ"/>
-        </w:rPr>
-        <w:t xml:space="preserve"> keeps the team on track, improves consistency and quality, and reduces risk</w:t>
-      </w:r>
-    </w:p>
-    <w:p>
-      <w:pPr>
-        <w:spacing w:before="240" w:beforeAutospacing="off" w:after="240" w:afterAutospacing="off" w:line="390" w:lineRule="auto"/>
-      </w:pPr>
-      <w:r>
-        <w:rPr>
-          <w:rFonts w:ascii="Aptos" w:hAnsi="Aptos" w:eastAsia="Aptos" w:cs="Aptos"/>
-          <w:b w:val="1"/>
-          <w:bCs w:val="1"/>
-          <w:i w:val="0"/>
-          <w:iCs w:val="0"/>
-          <w:caps w:val="0"/>
-          <w:smallCaps w:val="0"/>
-          <w:noProof w:val="0"/>
-          <w:sz w:val="24"/>
-          <w:szCs w:val="24"/>
-          <w:lang w:val="en-NZ"/>
-        </w:rPr>
-        <w:t>Research is key</w:t>
-      </w:r>
-      <w:r>
-        <w:rPr>
-          <w:rFonts w:ascii="Aptos" w:hAnsi="Aptos" w:eastAsia="Aptos" w:cs="Aptos"/>
-          <w:b w:val="0"/>
-          <w:bCs w:val="0"/>
-          <w:i w:val="0"/>
-          <w:iCs w:val="0"/>
-          <w:caps w:val="0"/>
-          <w:smallCaps w:val="0"/>
-          <w:noProof w:val="0"/>
-          <w:sz w:val="24"/>
-          <w:szCs w:val="24"/>
-          <w:lang w:val="en-NZ"/>
-        </w:rPr>
-        <w:t xml:space="preserve"> to minimising technical issues by having clear fallbacks ready when constraints arise. </w:t>
-      </w:r>
-    </w:p>
-    <w:p>
-      <w:pPr>
-        <w:spacing w:before="240" w:beforeAutospacing="off" w:after="240" w:afterAutospacing="off" w:line="390" w:lineRule="auto"/>
-      </w:pPr>
-      <w:r>
-        <w:rPr>
-          <w:rFonts w:ascii="Aptos" w:hAnsi="Aptos" w:eastAsia="Aptos" w:cs="Aptos"/>
-          <w:b w:val="1"/>
-          <w:bCs w:val="1"/>
-          <w:i w:val="0"/>
-          <w:iCs w:val="0"/>
-          <w:caps w:val="0"/>
-          <w:smallCaps w:val="0"/>
-          <w:noProof w:val="0"/>
-          <w:sz w:val="24"/>
-          <w:szCs w:val="24"/>
-          <w:lang w:val="en-NZ"/>
-        </w:rPr>
-        <w:t>I</w:t>
-      </w:r>
-      <w:r>
-        <w:rPr>
-          <w:rFonts w:ascii="Aptos" w:hAnsi="Aptos" w:eastAsia="Aptos" w:cs="Aptos"/>
-          <w:b w:val="1"/>
-          <w:bCs w:val="1"/>
-          <w:i w:val="0"/>
-          <w:iCs w:val="0"/>
-          <w:caps w:val="0"/>
-          <w:smallCaps w:val="0"/>
-          <w:noProof w:val="0"/>
-          <w:sz w:val="24"/>
-          <w:szCs w:val="24"/>
-          <w:lang w:val="en-NZ"/>
-        </w:rPr>
-        <w:t>mplementing data backup</w:t>
-      </w:r>
-      <w:r>
-        <w:rPr>
-          <w:rFonts w:ascii="Aptos" w:hAnsi="Aptos" w:eastAsia="Aptos" w:cs="Aptos"/>
-          <w:b w:val="0"/>
-          <w:bCs w:val="0"/>
-          <w:i w:val="0"/>
-          <w:iCs w:val="0"/>
-          <w:caps w:val="0"/>
-          <w:smallCaps w:val="0"/>
-          <w:noProof w:val="0"/>
-          <w:sz w:val="24"/>
-          <w:szCs w:val="24"/>
-          <w:lang w:val="en-NZ"/>
-        </w:rPr>
-        <w:t xml:space="preserve"> for the log files was crucial in preventing data loss and to avoid the need for rerunning </w:t>
-      </w:r>
-      <w:r>
-        <w:rPr>
-          <w:rFonts w:ascii="Aptos" w:hAnsi="Aptos" w:eastAsia="Aptos" w:cs="Aptos"/>
-          <w:b w:val="0"/>
-          <w:bCs w:val="0"/>
-          <w:i w:val="0"/>
-          <w:iCs w:val="0"/>
-          <w:caps w:val="0"/>
-          <w:smallCaps w:val="0"/>
-          <w:noProof w:val="0"/>
-          <w:sz w:val="24"/>
-          <w:szCs w:val="24"/>
-          <w:lang w:val="en-NZ"/>
-        </w:rPr>
-        <w:t>tests</w:t>
-      </w:r>
-      <w:r>
-        <w:rPr>
-          <w:rFonts w:ascii="Aptos" w:hAnsi="Aptos" w:eastAsia="Aptos" w:cs="Aptos"/>
-          <w:b w:val="0"/>
-          <w:bCs w:val="0"/>
-          <w:i w:val="0"/>
-          <w:iCs w:val="0"/>
-          <w:caps w:val="0"/>
-          <w:smallCaps w:val="0"/>
-          <w:noProof w:val="0"/>
-          <w:sz w:val="24"/>
-          <w:szCs w:val="24"/>
-          <w:lang w:val="en-NZ"/>
-        </w:rPr>
-        <w:t>.</w:t>
-      </w:r>
-    </w:p>
-    <w:p>
-      <w:pPr>
-        <w:pStyle w:val="Normal"/>
-        <w:rPr>
-          <w:i w:val="0"/>
-          <w:iCs w:val="0"/>
-          <w:highlight w:val="yellow"/>
-        </w:rPr>
-      </w:pPr>
-    </w:p>
-    <w:p>
-      <w:pPr>
-        <w:spacing w:before="240" w:after="240"/>
-      </w:pPr>
-    </w:p>
-    <w:p/>
-    <w:p/>
     <w:sectPr>
-      <w:pgSz w:w="12240" w:h="15840" w:orient="portrait"/>
+      <w:pgSz w:w="12240" w:h="15840"/>
       <w:pgMar w:top="1440" w:right="1440" w:bottom="1440" w:left="1440" w:header="720" w:footer="720" w:gutter="0"/>
       <w:cols w:space="720"/>
       <w:docGrid w:linePitch="360"/>
@@ -972,7 +323,7 @@
         <w:ind w:left="720" w:hanging="360"/>
       </w:pPr>
       <w:rPr>
-        <w:rFonts w:hint="default" w:ascii="Symbol" w:hAnsi="Symbol"/>
+        <w:rFonts w:ascii="Symbol" w:hAnsi="Symbol" w:hint="default"/>
       </w:rPr>
     </w:lvl>
     <w:lvl w:ilvl="1" w:tplc="14090003" w:tentative="1">
@@ -984,7 +335,7 @@
         <w:ind w:left="1440" w:hanging="360"/>
       </w:pPr>
       <w:rPr>
-        <w:rFonts w:hint="default" w:ascii="Courier New" w:hAnsi="Courier New" w:cs="Courier New"/>
+        <w:rFonts w:ascii="Courier New" w:hAnsi="Courier New" w:cs="Courier New" w:hint="default"/>
       </w:rPr>
     </w:lvl>
     <w:lvl w:ilvl="2" w:tplc="14090005" w:tentative="1">
@@ -996,7 +347,7 @@
         <w:ind w:left="2160" w:hanging="360"/>
       </w:pPr>
       <w:rPr>
-        <w:rFonts w:hint="default" w:ascii="Wingdings" w:hAnsi="Wingdings"/>
+        <w:rFonts w:ascii="Wingdings" w:hAnsi="Wingdings" w:hint="default"/>
       </w:rPr>
     </w:lvl>
     <w:lvl w:ilvl="3" w:tplc="14090001" w:tentative="1">
@@ -1008,7 +359,7 @@
         <w:ind w:left="2880" w:hanging="360"/>
       </w:pPr>
       <w:rPr>
-        <w:rFonts w:hint="default" w:ascii="Symbol" w:hAnsi="Symbol"/>
+        <w:rFonts w:ascii="Symbol" w:hAnsi="Symbol" w:hint="default"/>
       </w:rPr>
     </w:lvl>
     <w:lvl w:ilvl="4" w:tplc="14090003" w:tentative="1">
@@ -1020,7 +371,7 @@
         <w:ind w:left="3600" w:hanging="360"/>
       </w:pPr>
       <w:rPr>
-        <w:rFonts w:hint="default" w:ascii="Courier New" w:hAnsi="Courier New" w:cs="Courier New"/>
+        <w:rFonts w:ascii="Courier New" w:hAnsi="Courier New" w:cs="Courier New" w:hint="default"/>
       </w:rPr>
     </w:lvl>
     <w:lvl w:ilvl="5" w:tplc="14090005" w:tentative="1">
@@ -1032,7 +383,7 @@
         <w:ind w:left="4320" w:hanging="360"/>
       </w:pPr>
       <w:rPr>
-        <w:rFonts w:hint="default" w:ascii="Wingdings" w:hAnsi="Wingdings"/>
+        <w:rFonts w:ascii="Wingdings" w:hAnsi="Wingdings" w:hint="default"/>
       </w:rPr>
     </w:lvl>
     <w:lvl w:ilvl="6" w:tplc="14090001" w:tentative="1">
@@ -1044,7 +395,7 @@
         <w:ind w:left="5040" w:hanging="360"/>
       </w:pPr>
       <w:rPr>
-        <w:rFonts w:hint="default" w:ascii="Symbol" w:hAnsi="Symbol"/>
+        <w:rFonts w:ascii="Symbol" w:hAnsi="Symbol" w:hint="default"/>
       </w:rPr>
     </w:lvl>
     <w:lvl w:ilvl="7" w:tplc="14090003" w:tentative="1">
@@ -1056,7 +407,7 @@
         <w:ind w:left="5760" w:hanging="360"/>
       </w:pPr>
       <w:rPr>
-        <w:rFonts w:hint="default" w:ascii="Courier New" w:hAnsi="Courier New" w:cs="Courier New"/>
+        <w:rFonts w:ascii="Courier New" w:hAnsi="Courier New" w:cs="Courier New" w:hint="default"/>
       </w:rPr>
     </w:lvl>
     <w:lvl w:ilvl="8" w:tplc="14090005" w:tentative="1">
@@ -1068,7 +419,7 @@
         <w:ind w:left="6480" w:hanging="360"/>
       </w:pPr>
       <w:rPr>
-        <w:rFonts w:hint="default" w:ascii="Wingdings" w:hAnsi="Wingdings"/>
+        <w:rFonts w:ascii="Wingdings" w:hAnsi="Wingdings" w:hint="default"/>
       </w:rPr>
     </w:lvl>
   </w:abstractNum>
@@ -1083,7 +434,7 @@
   <w:docDefaults>
     <w:rPrDefault>
       <w:rPr>
-        <w:rFonts w:asciiTheme="minorHAnsi" w:hAnsiTheme="minorHAnsi" w:eastAsiaTheme="minorEastAsia" w:cstheme="minorBidi"/>
+        <w:rFonts w:asciiTheme="minorHAnsi" w:eastAsiaTheme="minorEastAsia" w:hAnsiTheme="minorHAnsi" w:cstheme="minorBidi"/>
         <w:sz w:val="24"/>
         <w:szCs w:val="24"/>
         <w:lang w:val="en-US" w:eastAsia="ja-JP" w:bidi="ar-SA"/>
@@ -1098,14 +449,14 @@
   <w:latentStyles w:defLockedState="0" w:defUIPriority="99" w:defSemiHidden="0" w:defUnhideWhenUsed="0" w:defQFormat="0" w:count="376">
     <w:lsdException w:name="Normal" w:uiPriority="0" w:qFormat="1"/>
     <w:lsdException w:name="heading 1" w:uiPriority="9" w:qFormat="1"/>
-    <w:lsdException w:name="heading 2" w:uiPriority="9" w:semiHidden="1" w:unhideWhenUsed="1" w:qFormat="1"/>
-    <w:lsdException w:name="heading 3" w:uiPriority="9" w:semiHidden="1" w:unhideWhenUsed="1" w:qFormat="1"/>
-    <w:lsdException w:name="heading 4" w:uiPriority="9" w:semiHidden="1" w:unhideWhenUsed="1" w:qFormat="1"/>
-    <w:lsdException w:name="heading 5" w:uiPriority="9" w:semiHidden="1" w:unhideWhenUsed="1" w:qFormat="1"/>
-    <w:lsdException w:name="heading 6" w:uiPriority="9" w:semiHidden="1" w:unhideWhenUsed="1" w:qFormat="1"/>
-    <w:lsdException w:name="heading 7" w:uiPriority="9" w:semiHidden="1" w:unhideWhenUsed="1" w:qFormat="1"/>
-    <w:lsdException w:name="heading 8" w:uiPriority="9" w:semiHidden="1" w:unhideWhenUsed="1" w:qFormat="1"/>
-    <w:lsdException w:name="heading 9" w:uiPriority="9" w:semiHidden="1" w:unhideWhenUsed="1" w:qFormat="1"/>
+    <w:lsdException w:name="heading 2" w:semiHidden="1" w:uiPriority="9" w:unhideWhenUsed="1" w:qFormat="1"/>
+    <w:lsdException w:name="heading 3" w:semiHidden="1" w:uiPriority="9" w:unhideWhenUsed="1" w:qFormat="1"/>
+    <w:lsdException w:name="heading 4" w:semiHidden="1" w:uiPriority="9" w:unhideWhenUsed="1" w:qFormat="1"/>
+    <w:lsdException w:name="heading 5" w:semiHidden="1" w:uiPriority="9" w:unhideWhenUsed="1" w:qFormat="1"/>
+    <w:lsdException w:name="heading 6" w:semiHidden="1" w:uiPriority="9" w:unhideWhenUsed="1" w:qFormat="1"/>
+    <w:lsdException w:name="heading 7" w:semiHidden="1" w:uiPriority="9" w:unhideWhenUsed="1" w:qFormat="1"/>
+    <w:lsdException w:name="heading 8" w:semiHidden="1" w:uiPriority="9" w:unhideWhenUsed="1" w:qFormat="1"/>
+    <w:lsdException w:name="heading 9" w:semiHidden="1" w:uiPriority="9" w:unhideWhenUsed="1" w:qFormat="1"/>
     <w:lsdException w:name="index 1" w:semiHidden="1" w:unhideWhenUsed="1"/>
     <w:lsdException w:name="index 2" w:semiHidden="1" w:unhideWhenUsed="1"/>
     <w:lsdException w:name="index 3" w:semiHidden="1" w:unhideWhenUsed="1"/>
@@ -1115,22 +466,22 @@
     <w:lsdException w:name="index 7" w:semiHidden="1" w:unhideWhenUsed="1"/>
     <w:lsdException w:name="index 8" w:semiHidden="1" w:unhideWhenUsed="1"/>
     <w:lsdException w:name="index 9" w:semiHidden="1" w:unhideWhenUsed="1"/>
-    <w:lsdException w:name="toc 1" w:uiPriority="39" w:semiHidden="1" w:unhideWhenUsed="1"/>
-    <w:lsdException w:name="toc 2" w:uiPriority="39" w:semiHidden="1" w:unhideWhenUsed="1"/>
-    <w:lsdException w:name="toc 3" w:uiPriority="39" w:semiHidden="1" w:unhideWhenUsed="1"/>
-    <w:lsdException w:name="toc 4" w:uiPriority="39" w:semiHidden="1" w:unhideWhenUsed="1"/>
-    <w:lsdException w:name="toc 5" w:uiPriority="39" w:semiHidden="1" w:unhideWhenUsed="1"/>
-    <w:lsdException w:name="toc 6" w:uiPriority="39" w:semiHidden="1" w:unhideWhenUsed="1"/>
-    <w:lsdException w:name="toc 7" w:uiPriority="39" w:semiHidden="1" w:unhideWhenUsed="1"/>
-    <w:lsdException w:name="toc 8" w:uiPriority="39" w:semiHidden="1" w:unhideWhenUsed="1"/>
-    <w:lsdException w:name="toc 9" w:uiPriority="39" w:semiHidden="1" w:unhideWhenUsed="1"/>
+    <w:lsdException w:name="toc 1" w:semiHidden="1" w:uiPriority="39" w:unhideWhenUsed="1"/>
+    <w:lsdException w:name="toc 2" w:semiHidden="1" w:uiPriority="39" w:unhideWhenUsed="1"/>
+    <w:lsdException w:name="toc 3" w:semiHidden="1" w:uiPriority="39" w:unhideWhenUsed="1"/>
+    <w:lsdException w:name="toc 4" w:semiHidden="1" w:uiPriority="39" w:unhideWhenUsed="1"/>
+    <w:lsdException w:name="toc 5" w:semiHidden="1" w:uiPriority="39" w:unhideWhenUsed="1"/>
+    <w:lsdException w:name="toc 6" w:semiHidden="1" w:uiPriority="39" w:unhideWhenUsed="1"/>
+    <w:lsdException w:name="toc 7" w:semiHidden="1" w:uiPriority="39" w:unhideWhenUsed="1"/>
+    <w:lsdException w:name="toc 8" w:semiHidden="1" w:uiPriority="39" w:unhideWhenUsed="1"/>
+    <w:lsdException w:name="toc 9" w:semiHidden="1" w:uiPriority="39" w:unhideWhenUsed="1"/>
     <w:lsdException w:name="Normal Indent" w:semiHidden="1" w:unhideWhenUsed="1"/>
     <w:lsdException w:name="footnote text" w:semiHidden="1" w:unhideWhenUsed="1"/>
     <w:lsdException w:name="annotation text" w:semiHidden="1" w:unhideWhenUsed="1"/>
     <w:lsdException w:name="header" w:semiHidden="1" w:unhideWhenUsed="1"/>
     <w:lsdException w:name="footer" w:semiHidden="1" w:unhideWhenUsed="1"/>
     <w:lsdException w:name="index heading" w:semiHidden="1" w:unhideWhenUsed="1"/>
-    <w:lsdException w:name="caption" w:uiPriority="35" w:semiHidden="1" w:unhideWhenUsed="1" w:qFormat="1"/>
+    <w:lsdException w:name="caption" w:semiHidden="1" w:uiPriority="35" w:unhideWhenUsed="1" w:qFormat="1"/>
     <w:lsdException w:name="table of figures" w:semiHidden="1" w:unhideWhenUsed="1"/>
     <w:lsdException w:name="envelope address" w:semiHidden="1" w:unhideWhenUsed="1"/>
     <w:lsdException w:name="envelope return" w:semiHidden="1" w:unhideWhenUsed="1"/>
@@ -1161,7 +512,7 @@
     <w:lsdException w:name="Title" w:uiPriority="10" w:qFormat="1"/>
     <w:lsdException w:name="Closing" w:semiHidden="1" w:unhideWhenUsed="1"/>
     <w:lsdException w:name="Signature" w:semiHidden="1" w:unhideWhenUsed="1"/>
-    <w:lsdException w:name="Default Paragraph Font" w:uiPriority="1" w:semiHidden="1" w:unhideWhenUsed="1"/>
+    <w:lsdException w:name="Default Paragraph Font" w:semiHidden="1" w:uiPriority="1" w:unhideWhenUsed="1"/>
     <w:lsdException w:name="Body Text" w:semiHidden="1" w:unhideWhenUsed="1"/>
     <w:lsdException w:name="Body Text Indent" w:semiHidden="1" w:unhideWhenUsed="1"/>
     <w:lsdException w:name="List Continue" w:semiHidden="1" w:unhideWhenUsed="1"/>
@@ -1361,8 +712,8 @@
     <w:lsdException w:name="Subtle Reference" w:uiPriority="31" w:qFormat="1"/>
     <w:lsdException w:name="Intense Reference" w:uiPriority="32" w:qFormat="1"/>
     <w:lsdException w:name="Book Title" w:uiPriority="33" w:qFormat="1"/>
-    <w:lsdException w:name="Bibliography" w:uiPriority="37" w:semiHidden="1" w:unhideWhenUsed="1"/>
-    <w:lsdException w:name="TOC Heading" w:uiPriority="39" w:semiHidden="1" w:unhideWhenUsed="1" w:qFormat="1"/>
+    <w:lsdException w:name="Bibliography" w:semiHidden="1" w:uiPriority="37" w:unhideWhenUsed="1"/>
+    <w:lsdException w:name="TOC Heading" w:semiHidden="1" w:uiPriority="39" w:unhideWhenUsed="1" w:qFormat="1"/>
     <w:lsdException w:name="Plain Table 1" w:uiPriority="41"/>
     <w:lsdException w:name="Plain Table 2" w:uiPriority="42"/>
     <w:lsdException w:name="Plain Table 3" w:uiPriority="43"/>
@@ -1473,7 +824,7 @@
     <w:lsdException w:name="Unresolved Mention" w:semiHidden="1" w:unhideWhenUsed="1"/>
     <w:lsdException w:name="Smart Link" w:semiHidden="1" w:unhideWhenUsed="1"/>
   </w:latentStyles>
-  <w:style w:type="paragraph" w:styleId="Normal" w:default="1">
+  <w:style w:type="paragraph" w:default="1" w:styleId="Normal">
     <w:name w:val="Normal"/>
     <w:qFormat/>
     <w:rsid w:val="00055651"/>
@@ -1495,7 +846,7 @@
       <w:outlineLvl w:val="0"/>
     </w:pPr>
     <w:rPr>
-      <w:rFonts w:asciiTheme="majorHAnsi" w:hAnsiTheme="majorHAnsi" w:eastAsiaTheme="majorEastAsia" w:cstheme="majorBidi"/>
+      <w:rFonts w:asciiTheme="majorHAnsi" w:eastAsiaTheme="majorEastAsia" w:hAnsiTheme="majorHAnsi" w:cstheme="majorBidi"/>
       <w:color w:val="0F4761" w:themeColor="accent1" w:themeShade="BF"/>
       <w:sz w:val="40"/>
       <w:szCs w:val="40"/>
@@ -1516,7 +867,7 @@
       <w:outlineLvl w:val="1"/>
     </w:pPr>
     <w:rPr>
-      <w:rFonts w:asciiTheme="majorHAnsi" w:hAnsiTheme="majorHAnsi" w:eastAsiaTheme="majorEastAsia" w:cstheme="majorBidi"/>
+      <w:rFonts w:asciiTheme="majorHAnsi" w:eastAsiaTheme="majorEastAsia" w:hAnsiTheme="majorHAnsi" w:cstheme="majorBidi"/>
       <w:color w:val="0F4761" w:themeColor="accent1" w:themeShade="BF"/>
       <w:sz w:val="32"/>
       <w:szCs w:val="32"/>
@@ -1663,13 +1014,12 @@
       <w:color w:val="272727" w:themeColor="text1" w:themeTint="D8"/>
     </w:rPr>
   </w:style>
-  <w:style w:type="character" w:styleId="DefaultParagraphFont" w:default="1">
+  <w:style w:type="character" w:default="1" w:styleId="DefaultParagraphFont">
     <w:name w:val="Default Paragraph Font"/>
     <w:uiPriority w:val="1"/>
-    <w:semiHidden/>
     <w:unhideWhenUsed/>
   </w:style>
-  <w:style w:type="table" w:styleId="TableNormal" w:default="1">
+  <w:style w:type="table" w:default="1" w:styleId="TableNormal">
     <w:name w:val="Normal Table"/>
     <w:uiPriority w:val="99"/>
     <w:semiHidden/>
@@ -1684,37 +1034,37 @@
       </w:tblCellMar>
     </w:tblPr>
   </w:style>
-  <w:style w:type="numbering" w:styleId="NoList" w:default="1">
+  <w:style w:type="numbering" w:default="1" w:styleId="NoList">
     <w:name w:val="No List"/>
     <w:uiPriority w:val="99"/>
     <w:semiHidden/>
     <w:unhideWhenUsed/>
   </w:style>
-  <w:style w:type="character" w:styleId="Heading1Char" w:customStyle="1">
+  <w:style w:type="character" w:customStyle="1" w:styleId="Heading1Char">
     <w:name w:val="Heading 1 Char"/>
     <w:basedOn w:val="DefaultParagraphFont"/>
     <w:link w:val="Heading1"/>
     <w:uiPriority w:val="9"/>
     <w:rPr>
-      <w:rFonts w:asciiTheme="majorHAnsi" w:hAnsiTheme="majorHAnsi" w:eastAsiaTheme="majorEastAsia" w:cstheme="majorBidi"/>
+      <w:rFonts w:asciiTheme="majorHAnsi" w:eastAsiaTheme="majorEastAsia" w:hAnsiTheme="majorHAnsi" w:cstheme="majorBidi"/>
       <w:color w:val="0F4761" w:themeColor="accent1" w:themeShade="BF"/>
       <w:sz w:val="40"/>
       <w:szCs w:val="40"/>
     </w:rPr>
   </w:style>
-  <w:style w:type="character" w:styleId="Heading2Char" w:customStyle="1">
+  <w:style w:type="character" w:customStyle="1" w:styleId="Heading2Char">
     <w:name w:val="Heading 2 Char"/>
     <w:basedOn w:val="DefaultParagraphFont"/>
     <w:link w:val="Heading2"/>
     <w:uiPriority w:val="9"/>
     <w:rPr>
-      <w:rFonts w:asciiTheme="majorHAnsi" w:hAnsiTheme="majorHAnsi" w:eastAsiaTheme="majorEastAsia" w:cstheme="majorBidi"/>
+      <w:rFonts w:asciiTheme="majorHAnsi" w:eastAsiaTheme="majorEastAsia" w:hAnsiTheme="majorHAnsi" w:cstheme="majorBidi"/>
       <w:color w:val="0F4761" w:themeColor="accent1" w:themeShade="BF"/>
       <w:sz w:val="32"/>
       <w:szCs w:val="32"/>
     </w:rPr>
   </w:style>
-  <w:style w:type="character" w:styleId="Heading3Char" w:customStyle="1">
+  <w:style w:type="character" w:customStyle="1" w:styleId="Heading3Char">
     <w:name w:val="Heading 3 Char"/>
     <w:basedOn w:val="DefaultParagraphFont"/>
     <w:link w:val="Heading3"/>
@@ -1726,7 +1076,7 @@
       <w:szCs w:val="28"/>
     </w:rPr>
   </w:style>
-  <w:style w:type="character" w:styleId="Heading4Char" w:customStyle="1">
+  <w:style w:type="character" w:customStyle="1" w:styleId="Heading4Char">
     <w:name w:val="Heading 4 Char"/>
     <w:basedOn w:val="DefaultParagraphFont"/>
     <w:link w:val="Heading4"/>
@@ -1738,7 +1088,7 @@
       <w:color w:val="0F4761" w:themeColor="accent1" w:themeShade="BF"/>
     </w:rPr>
   </w:style>
-  <w:style w:type="character" w:styleId="Heading5Char" w:customStyle="1">
+  <w:style w:type="character" w:customStyle="1" w:styleId="Heading5Char">
     <w:name w:val="Heading 5 Char"/>
     <w:basedOn w:val="DefaultParagraphFont"/>
     <w:link w:val="Heading5"/>
@@ -1748,7 +1098,7 @@
       <w:color w:val="0F4761" w:themeColor="accent1" w:themeShade="BF"/>
     </w:rPr>
   </w:style>
-  <w:style w:type="character" w:styleId="Heading6Char" w:customStyle="1">
+  <w:style w:type="character" w:customStyle="1" w:styleId="Heading6Char">
     <w:name w:val="Heading 6 Char"/>
     <w:basedOn w:val="DefaultParagraphFont"/>
     <w:link w:val="Heading6"/>
@@ -1760,7 +1110,7 @@
       <w:color w:val="595959" w:themeColor="text1" w:themeTint="A6"/>
     </w:rPr>
   </w:style>
-  <w:style w:type="character" w:styleId="Heading7Char" w:customStyle="1">
+  <w:style w:type="character" w:customStyle="1" w:styleId="Heading7Char">
     <w:name w:val="Heading 7 Char"/>
     <w:basedOn w:val="DefaultParagraphFont"/>
     <w:link w:val="Heading7"/>
@@ -1770,7 +1120,7 @@
       <w:color w:val="595959" w:themeColor="text1" w:themeTint="A6"/>
     </w:rPr>
   </w:style>
-  <w:style w:type="character" w:styleId="Heading8Char" w:customStyle="1">
+  <w:style w:type="character" w:customStyle="1" w:styleId="Heading8Char">
     <w:name w:val="Heading 8 Char"/>
     <w:basedOn w:val="DefaultParagraphFont"/>
     <w:link w:val="Heading8"/>
@@ -1782,7 +1132,7 @@
       <w:color w:val="272727" w:themeColor="text1" w:themeTint="D8"/>
     </w:rPr>
   </w:style>
-  <w:style w:type="character" w:styleId="Heading9Char" w:customStyle="1">
+  <w:style w:type="character" w:customStyle="1" w:styleId="Heading9Char">
     <w:name w:val="Heading 9 Char"/>
     <w:basedOn w:val="DefaultParagraphFont"/>
     <w:link w:val="Heading9"/>
@@ -1792,13 +1142,13 @@
       <w:color w:val="272727" w:themeColor="text1" w:themeTint="D8"/>
     </w:rPr>
   </w:style>
-  <w:style w:type="character" w:styleId="TitleChar" w:customStyle="1">
+  <w:style w:type="character" w:customStyle="1" w:styleId="TitleChar">
     <w:name w:val="Title Char"/>
     <w:basedOn w:val="DefaultParagraphFont"/>
     <w:link w:val="Title"/>
     <w:uiPriority w:val="10"/>
     <w:rPr>
-      <w:rFonts w:asciiTheme="majorHAnsi" w:hAnsiTheme="majorHAnsi" w:eastAsiaTheme="majorEastAsia" w:cstheme="majorBidi"/>
+      <w:rFonts w:asciiTheme="majorHAnsi" w:eastAsiaTheme="majorEastAsia" w:hAnsiTheme="majorHAnsi" w:cstheme="majorBidi"/>
       <w:spacing w:val="-10"/>
       <w:kern w:val="28"/>
       <w:sz w:val="56"/>
@@ -1817,14 +1167,14 @@
       <w:contextualSpacing/>
     </w:pPr>
     <w:rPr>
-      <w:rFonts w:asciiTheme="majorHAnsi" w:hAnsiTheme="majorHAnsi" w:eastAsiaTheme="majorEastAsia" w:cstheme="majorBidi"/>
+      <w:rFonts w:asciiTheme="majorHAnsi" w:eastAsiaTheme="majorEastAsia" w:hAnsiTheme="majorHAnsi" w:cstheme="majorBidi"/>
       <w:spacing w:val="-10"/>
       <w:kern w:val="28"/>
       <w:sz w:val="56"/>
       <w:szCs w:val="56"/>
     </w:rPr>
   </w:style>
-  <w:style w:type="character" w:styleId="SubtitleChar" w:customStyle="1">
+  <w:style w:type="character" w:customStyle="1" w:styleId="SubtitleChar">
     <w:name w:val="Subtitle Char"/>
     <w:basedOn w:val="DefaultParagraphFont"/>
     <w:link w:val="Subtitle"/>
@@ -1868,7 +1218,7 @@
       <w:color w:val="0F4761" w:themeColor="accent1" w:themeShade="BF"/>
     </w:rPr>
   </w:style>
-  <w:style w:type="character" w:styleId="QuoteChar" w:customStyle="1">
+  <w:style w:type="character" w:customStyle="1" w:styleId="QuoteChar">
     <w:name w:val="Quote Char"/>
     <w:basedOn w:val="DefaultParagraphFont"/>
     <w:link w:val="Quote"/>
@@ -1896,7 +1246,7 @@
       <w:color w:val="404040" w:themeColor="text1" w:themeTint="BF"/>
     </w:rPr>
   </w:style>
-  <w:style w:type="character" w:styleId="IntenseQuoteChar" w:customStyle="1">
+  <w:style w:type="character" w:customStyle="1" w:styleId="IntenseQuoteChar">
     <w:name w:val="Intense Quote Char"/>
     <w:basedOn w:val="DefaultParagraphFont"/>
     <w:link w:val="IntenseQuote"/>
@@ -1916,8 +1266,8 @@
     <w:qFormat/>
     <w:pPr>
       <w:pBdr>
-        <w:top w:val="single" w:color="0F4761" w:themeColor="accent1" w:themeShade="BF" w:sz="4" w:space="10"/>
-        <w:bottom w:val="single" w:color="0F4761" w:themeColor="accent1" w:themeShade="BF" w:sz="4" w:space="10"/>
+        <w:top w:val="single" w:sz="4" w:space="10" w:color="0F4761" w:themeColor="accent1" w:themeShade="BF"/>
+        <w:bottom w:val="single" w:sz="4" w:space="10" w:color="0F4761" w:themeColor="accent1" w:themeShade="BF"/>
       </w:pBdr>
       <w:spacing w:before="360" w:after="360"/>
       <w:ind w:left="864" w:right="864"/>
@@ -1957,7 +1307,7 @@
       <w:spacing w:after="0" w:line="240" w:lineRule="auto"/>
     </w:pPr>
   </w:style>
-  <w:style w:type="character" w:styleId="HeaderChar" w:customStyle="1">
+  <w:style w:type="character" w:customStyle="1" w:styleId="HeaderChar">
     <w:name w:val="Header Char"/>
     <w:basedOn w:val="DefaultParagraphFont"/>
     <w:link w:val="Header"/>
@@ -1982,7 +1332,7 @@
       <w:spacing w:after="0" w:line="240" w:lineRule="auto"/>
     </w:pPr>
   </w:style>
-  <w:style w:type="character" w:styleId="FooterChar" w:customStyle="1">
+  <w:style w:type="character" w:customStyle="1" w:styleId="FooterChar">
     <w:name w:val="Footer Char"/>
     <w:basedOn w:val="DefaultParagraphFont"/>
     <w:link w:val="Footer"/>
@@ -2007,7 +1357,7 @@
 </file>
 
 <file path=word/theme/theme1.xml><?xml version="1.0" encoding="utf-8"?>
-<a:theme xmlns:a="http://schemas.openxmlformats.org/drawingml/2006/main" xmlns:thm15="http://schemas.microsoft.com/office/thememl/2012/main" name="Office Theme">
+<a:theme xmlns:a="http://schemas.openxmlformats.org/drawingml/2006/main" name="Office Theme">
   <a:themeElements>
     <a:clrScheme name="Office">
       <a:dk1>
